--- a/06-学生侧材料/讲义/2026-06-23-元素化学深度.docx
+++ b/06-学生侧材料/讲义/2026-06-23-元素化学深度.docx
@@ -2,7 +2,7 @@
 <file path=word/document.xml><?xml version="1.0" encoding="utf-8"?>
 <w:document xmlns:w="http://schemas.openxmlformats.org/wordprocessingml/2006/main" xmlns:m="http://schemas.openxmlformats.org/officeDocument/2006/math" xmlns:r="http://schemas.openxmlformats.org/officeDocument/2006/relationships" xmlns:o="urn:schemas-microsoft-com:office:office" xmlns:v="urn:schemas-microsoft-com:vml" xmlns:w10="urn:schemas-microsoft-com:office:word" xmlns:a="http://schemas.openxmlformats.org/drawingml/2006/main" xmlns:pic="http://schemas.openxmlformats.org/drawingml/2006/picture" xmlns:wp="http://schemas.openxmlformats.org/drawingml/2006/wordprocessingDrawing">
   <w:body>
-    <w:bookmarkStart w:id="45" w:name="元素化学深度冲刺班"/>
+    <w:bookmarkStart w:id="54" w:name="元素化学深度冲刺班"/>
     <w:p>
       <w:pPr>
         <w:pStyle w:val="Heading1"/>
@@ -436,7 +436,7 @@
           <w:p>
             <w:pPr>
               <w:pStyle w:val="Compact"/>
-              <w:jc w:val="left"/>
+              <w:jc w:val="center"/>
             </w:pPr>
             <w:r>
               <w:rPr>
@@ -526,7 +526,7 @@
           <w:p>
             <w:pPr>
               <w:pStyle w:val="Compact"/>
-              <w:jc w:val="left"/>
+              <w:jc w:val="center"/>
             </w:pPr>
             <w:r>
               <w:rPr>
@@ -559,7 +559,7 @@
           <w:p>
             <w:pPr>
               <w:pStyle w:val="Compact"/>
-              <w:jc w:val="left"/>
+              <w:jc w:val="center"/>
             </w:pPr>
             <w:r>
               <w:rPr>
@@ -619,7 +619,7 @@
           <w:p>
             <w:pPr>
               <w:pStyle w:val="Compact"/>
-              <w:jc w:val="left"/>
+              <w:jc w:val="center"/>
             </w:pPr>
             <w:r>
               <w:rPr>
@@ -681,7 +681,7 @@
           <w:p>
             <w:pPr>
               <w:pStyle w:val="Compact"/>
-              <w:jc w:val="left"/>
+              <w:jc w:val="center"/>
             </w:pPr>
             <w:r>
               <w:rPr>
@@ -741,7 +741,7 @@
           <w:p>
             <w:pPr>
               <w:pStyle w:val="Compact"/>
-              <w:jc w:val="left"/>
+              <w:jc w:val="center"/>
             </w:pPr>
             <w:r>
               <w:rPr>
@@ -773,7 +773,7 @@
           <w:p>
             <w:pPr>
               <w:pStyle w:val="Compact"/>
-              <w:jc w:val="left"/>
+              <w:jc w:val="center"/>
             </w:pPr>
             <w:r>
               <w:rPr>
@@ -833,7 +833,7 @@
           <w:p>
             <w:pPr>
               <w:pStyle w:val="Compact"/>
-              <w:jc w:val="left"/>
+              <w:jc w:val="center"/>
             </w:pPr>
             <w:r>
               <w:rPr>
@@ -883,7 +883,7 @@
           <w:p>
             <w:pPr>
               <w:pStyle w:val="Compact"/>
-              <w:jc w:val="left"/>
+              <w:jc w:val="center"/>
             </w:pPr>
             <w:r>
               <w:rPr>
@@ -943,7 +943,7 @@
           <w:p>
             <w:pPr>
               <w:pStyle w:val="Compact"/>
-              <w:jc w:val="left"/>
+              <w:jc w:val="center"/>
             </w:pPr>
             <w:r>
               <w:rPr>
@@ -975,7 +975,7 @@
           <w:p>
             <w:pPr>
               <w:pStyle w:val="Compact"/>
-              <w:jc w:val="left"/>
+              <w:jc w:val="center"/>
             </w:pPr>
             <w:r>
               <w:rPr>
@@ -1035,7 +1035,7 @@
           <w:p>
             <w:pPr>
               <w:pStyle w:val="Compact"/>
-              <w:jc w:val="left"/>
+              <w:jc w:val="center"/>
             </w:pPr>
             <w:r>
               <w:rPr>
@@ -1067,7 +1067,7 @@
           <w:p>
             <w:pPr>
               <w:pStyle w:val="Compact"/>
-              <w:jc w:val="left"/>
+              <w:jc w:val="center"/>
             </w:pPr>
             <w:r>
               <w:rPr>
@@ -1127,7 +1127,7 @@
           <w:p>
             <w:pPr>
               <w:pStyle w:val="Compact"/>
-              <w:jc w:val="left"/>
+              <w:jc w:val="center"/>
             </w:pPr>
             <w:r>
               <w:rPr>
@@ -1211,6 +1211,14 @@
         <w:t xml:space="preserve">不同。例：</w:t>
       </w:r>
       <m:oMath>
+        <m:oMathPr>
+          <m:ctrlPr>
+            <w:rPr>
+              <w:sz w:val="28"/>
+              <w:szCs w:val="28"/>
+            </w:rPr>
+          </m:ctrlPr>
+        </m:oMathPr>
         <m:r>
           <m:rPr>
             <m:sty m:val="p"/>
@@ -1270,6 +1278,14 @@
         <w:t xml:space="preserve">加热分解（</w:t>
       </w:r>
       <m:oMath>
+        <m:oMathPr>
+          <m:ctrlPr>
+            <w:rPr>
+              <w:sz w:val="28"/>
+              <w:szCs w:val="28"/>
+            </w:rPr>
+          </m:ctrlPr>
+        </m:oMathPr>
         <m:r>
           <m:rPr>
             <m:sty m:val="p"/>
@@ -1407,6 +1423,14 @@
         <w:t xml:space="preserve"> </w:t>
       </w:r>
       <m:oMath>
+        <m:oMathPr>
+          <m:ctrlPr>
+            <w:rPr>
+              <w:sz w:val="28"/>
+              <w:szCs w:val="28"/>
+            </w:rPr>
+          </m:ctrlPr>
+        </m:oMathPr>
         <m:r>
           <m:rPr>
             <m:sty m:val="p"/>
@@ -1781,6 +1805,14 @@
         <w:t xml:space="preserve">的相似性——</w:t>
       </w:r>
       <m:oMath>
+        <m:oMathPr>
+          <m:ctrlPr>
+            <w:rPr>
+              <w:sz w:val="28"/>
+              <w:szCs w:val="28"/>
+            </w:rPr>
+          </m:ctrlPr>
+        </m:oMathPr>
         <m:r>
           <m:rPr>
             <m:sty m:val="p"/>
@@ -1843,6 +1875,14 @@
         <w:t xml:space="preserve"> </w:t>
       </w:r>
       <m:oMath>
+        <m:oMathPr>
+          <m:ctrlPr>
+            <w:rPr>
+              <w:sz w:val="28"/>
+              <w:szCs w:val="28"/>
+            </w:rPr>
+          </m:ctrlPr>
+        </m:oMathPr>
         <m:r>
           <m:rPr>
             <m:sty m:val="p"/>
@@ -2500,7 +2540,7 @@
           <w:p>
             <w:pPr>
               <w:pStyle w:val="Compact"/>
-              <w:jc w:val="left"/>
+              <w:jc w:val="center"/>
             </w:pPr>
             <w:r>
               <w:rPr>
@@ -2516,7 +2556,7 @@
           <w:p>
             <w:pPr>
               <w:pStyle w:val="Compact"/>
-              <w:jc w:val="left"/>
+              <w:jc w:val="center"/>
             </w:pPr>
             <w:r>
               <w:rPr>
@@ -2549,7 +2589,7 @@
           <w:p>
             <w:pPr>
               <w:pStyle w:val="Compact"/>
-              <w:jc w:val="left"/>
+              <w:jc w:val="center"/>
             </w:pPr>
             <w:r>
               <w:rPr>
@@ -2564,7 +2604,7 @@
           <w:p>
             <w:pPr>
               <w:pStyle w:val="Compact"/>
-              <w:jc w:val="left"/>
+              <w:jc w:val="center"/>
             </w:pPr>
             <m:oMath>
               <m:r>
@@ -2729,7 +2769,7 @@
           <w:p>
             <w:pPr>
               <w:pStyle w:val="Compact"/>
-              <w:jc w:val="left"/>
+              <w:jc w:val="center"/>
             </w:pPr>
             <w:r>
               <w:rPr>
@@ -2744,7 +2784,7 @@
           <w:p>
             <w:pPr>
               <w:pStyle w:val="Compact"/>
-              <w:jc w:val="left"/>
+              <w:jc w:val="center"/>
             </w:pPr>
             <m:oMath>
               <m:r>
@@ -2858,7 +2898,7 @@
           <w:p>
             <w:pPr>
               <w:pStyle w:val="Compact"/>
-              <w:jc w:val="left"/>
+              <w:jc w:val="center"/>
             </w:pPr>
             <w:r>
               <w:rPr>
@@ -2873,7 +2913,7 @@
           <w:p>
             <w:pPr>
               <w:pStyle w:val="Compact"/>
-              <w:jc w:val="left"/>
+              <w:jc w:val="center"/>
             </w:pPr>
             <m:oMath>
               <m:r>
@@ -3009,6 +3049,14 @@
         <w:pStyle w:val="BodyText"/>
       </w:pPr>
       <m:oMath>
+        <m:oMathPr>
+          <m:ctrlPr>
+            <w:rPr>
+              <w:sz w:val="28"/>
+              <w:szCs w:val="28"/>
+            </w:rPr>
+          </m:ctrlPr>
+        </m:oMathPr>
         <m:r>
           <m:rPr>
             <m:sty m:val="p"/>
@@ -3206,6 +3254,14 @@
         <w:t xml:space="preserve"> </w:t>
       </w:r>
       <m:oMath>
+        <m:oMathPr>
+          <m:ctrlPr>
+            <w:rPr>
+              <w:sz w:val="28"/>
+              <w:szCs w:val="28"/>
+            </w:rPr>
+          </m:ctrlPr>
+        </m:oMathPr>
         <m:r>
           <m:rPr>
             <m:sty m:val="p"/>
@@ -3605,7 +3661,7 @@
     </w:p>
     <w:bookmarkEnd w:id="11"/>
     <w:bookmarkEnd w:id="12"/>
-    <w:bookmarkStart w:id="18" w:name="二特殊氧化态与稳定性latimerfrost-图"/>
+    <w:bookmarkStart w:id="27" w:name="二特殊氧化态与稳定性latimerfrost-图"/>
     <w:p>
       <w:pPr>
         <w:pStyle w:val="Heading2"/>
@@ -3731,6 +3787,12 @@
       <m:oMathPara>
         <m:oMathParaPr>
           <m:jc m:val="center"/>
+          <m:ctrlPr>
+            <w:rPr>
+              <w:sz w:val="28"/>
+              <w:szCs w:val="28"/>
+            </w:rPr>
+          </m:ctrlPr>
         </m:oMathParaPr>
         <m:oMath>
           <m:r>
@@ -4183,6 +4245,14 @@
         <w:t xml:space="preserve">：</w:t>
       </w:r>
       <m:oMath>
+        <m:oMathPr>
+          <m:ctrlPr>
+            <w:rPr>
+              <w:sz w:val="28"/>
+              <w:szCs w:val="28"/>
+            </w:rPr>
+          </m:ctrlPr>
+        </m:oMathPr>
         <m:sSup>
           <m:e>
             <m:r>
@@ -4323,6 +4393,14 @@
         <w:t xml:space="preserve"> </w:t>
       </w:r>
       <m:oMath>
+        <m:oMathPr>
+          <m:ctrlPr>
+            <w:rPr>
+              <w:sz w:val="28"/>
+              <w:szCs w:val="28"/>
+            </w:rPr>
+          </m:ctrlPr>
+        </m:oMathPr>
         <m:sSup>
           <m:e>
             <m:r>
@@ -4472,6 +4550,12 @@
       <m:oMathPara>
         <m:oMathParaPr>
           <m:jc m:val="center"/>
+          <m:ctrlPr>
+            <w:rPr>
+              <w:sz w:val="28"/>
+              <w:szCs w:val="28"/>
+            </w:rPr>
+          </m:ctrlPr>
         </m:oMathParaPr>
         <m:oMath>
           <m:r>
@@ -4644,6 +4728,12 @@
       <m:oMathPara>
         <m:oMathParaPr>
           <m:jc m:val="center"/>
+          <m:ctrlPr>
+            <w:rPr>
+              <w:sz w:val="28"/>
+              <w:szCs w:val="28"/>
+            </w:rPr>
+          </m:ctrlPr>
         </m:oMathParaPr>
         <m:oMath>
           <m:r>
@@ -4735,6 +4825,14 @@
         <w:pStyle w:val="FirstParagraph"/>
       </w:pPr>
       <m:oMath>
+        <m:oMathPr>
+          <m:ctrlPr>
+            <w:rPr>
+              <w:sz w:val="28"/>
+              <w:szCs w:val="28"/>
+            </w:rPr>
+          </m:ctrlPr>
+        </m:oMathPr>
         <m:sSup>
           <m:e>
             <m:r>
@@ -4994,6 +5092,14 @@
         <w:t xml:space="preserve">（</w:t>
       </w:r>
       <m:oMath>
+        <m:oMathPr>
+          <m:ctrlPr>
+            <w:rPr>
+              <w:sz w:val="28"/>
+              <w:szCs w:val="28"/>
+            </w:rPr>
+          </m:ctrlPr>
+        </m:oMathPr>
         <m:r>
           <m:rPr>
             <m:sty m:val="p"/>
@@ -5130,6 +5236,14 @@
         <w:t xml:space="preserve">：</w:t>
       </w:r>
       <m:oMath>
+        <m:oMathPr>
+          <m:ctrlPr>
+            <w:rPr>
+              <w:sz w:val="28"/>
+              <w:szCs w:val="28"/>
+            </w:rPr>
+          </m:ctrlPr>
+        </m:oMathPr>
         <m:r>
           <m:rPr>
             <m:sty m:val="p"/>
@@ -5258,6 +5372,14 @@
         <w:t xml:space="preserve"> </w:t>
       </w:r>
       <m:oMath>
+        <m:oMathPr>
+          <m:ctrlPr>
+            <w:rPr>
+              <w:sz w:val="28"/>
+              <w:szCs w:val="28"/>
+            </w:rPr>
+          </m:ctrlPr>
+        </m:oMathPr>
         <m:r>
           <m:rPr>
             <m:sty m:val="p"/>
@@ -5371,6 +5493,14 @@
         <w:t xml:space="preserve">路径：</w:t>
       </w:r>
       <m:oMath>
+        <m:oMathPr>
+          <m:ctrlPr>
+            <w:rPr>
+              <w:sz w:val="28"/>
+              <w:szCs w:val="28"/>
+            </w:rPr>
+          </m:ctrlPr>
+        </m:oMathPr>
         <m:r>
           <m:rPr>
             <m:sty m:val="p"/>
@@ -5653,6 +5783,14 @@
         <w:t xml:space="preserve"> </w:t>
       </w:r>
       <m:oMath>
+        <m:oMathPr>
+          <m:ctrlPr>
+            <w:rPr>
+              <w:sz w:val="28"/>
+              <w:szCs w:val="28"/>
+            </w:rPr>
+          </m:ctrlPr>
+        </m:oMathPr>
         <m:r>
           <m:rPr>
             <m:sty m:val="p"/>
@@ -5768,6 +5906,14 @@
         <w:t xml:space="preserve">2e⁻，</w:t>
       </w:r>
       <m:oMath>
+        <m:oMathPr>
+          <m:ctrlPr>
+            <w:rPr>
+              <w:sz w:val="28"/>
+              <w:szCs w:val="28"/>
+            </w:rPr>
+          </m:ctrlPr>
+        </m:oMathPr>
         <m:r>
           <m:rPr>
             <m:sty m:val="p"/>
@@ -5824,6 +5970,14 @@
         <w:t xml:space="preserve"> </w:t>
       </w:r>
       <m:oMath>
+        <m:oMathPr>
+          <m:ctrlPr>
+            <w:rPr>
+              <w:sz w:val="28"/>
+              <w:szCs w:val="28"/>
+            </w:rPr>
+          </m:ctrlPr>
+        </m:oMathPr>
         <m:r>
           <m:rPr>
             <m:sty m:val="p"/>
@@ -5916,6 +6070,14 @@
         <w:t xml:space="preserve">2e⁻，</w:t>
       </w:r>
       <m:oMath>
+        <m:oMathPr>
+          <m:ctrlPr>
+            <w:rPr>
+              <w:sz w:val="28"/>
+              <w:szCs w:val="28"/>
+            </w:rPr>
+          </m:ctrlPr>
+        </m:oMathPr>
         <m:r>
           <m:rPr>
             <m:sty m:val="p"/>
@@ -5972,6 +6134,14 @@
         <w:t xml:space="preserve"> </w:t>
       </w:r>
       <m:oMath>
+        <m:oMathPr>
+          <m:ctrlPr>
+            <w:rPr>
+              <w:sz w:val="28"/>
+              <w:szCs w:val="28"/>
+            </w:rPr>
+          </m:ctrlPr>
+        </m:oMathPr>
         <m:r>
           <m:rPr>
             <m:sty m:val="p"/>
@@ -6070,6 +6240,14 @@
         <w:t xml:space="preserve">1e⁻，</w:t>
       </w:r>
       <m:oMath>
+        <m:oMathPr>
+          <m:ctrlPr>
+            <w:rPr>
+              <w:sz w:val="28"/>
+              <w:szCs w:val="28"/>
+            </w:rPr>
+          </m:ctrlPr>
+        </m:oMathPr>
         <m:r>
           <m:rPr>
             <m:sty m:val="p"/>
@@ -6126,6 +6304,14 @@
         <w:t xml:space="preserve"> </w:t>
       </w:r>
       <m:oMath>
+        <m:oMathPr>
+          <m:ctrlPr>
+            <w:rPr>
+              <w:sz w:val="28"/>
+              <w:szCs w:val="28"/>
+            </w:rPr>
+          </m:ctrlPr>
+        </m:oMathPr>
         <m:r>
           <m:rPr>
             <m:sty m:val="p"/>
@@ -6224,6 +6410,14 @@
         <w:t xml:space="preserve">1e⁻，</w:t>
       </w:r>
       <m:oMath>
+        <m:oMathPr>
+          <m:ctrlPr>
+            <w:rPr>
+              <w:sz w:val="28"/>
+              <w:szCs w:val="28"/>
+            </w:rPr>
+          </m:ctrlPr>
+        </m:oMathPr>
         <m:r>
           <m:rPr>
             <m:sty m:val="p"/>
@@ -6282,6 +6476,14 @@
         <w:t xml:space="preserve">总反应：</w:t>
       </w:r>
       <m:oMath>
+        <m:oMathPr>
+          <m:ctrlPr>
+            <w:rPr>
+              <w:sz w:val="28"/>
+              <w:szCs w:val="28"/>
+            </w:rPr>
+          </m:ctrlPr>
+        </m:oMathPr>
         <m:r>
           <m:rPr>
             <m:sty m:val="p"/>
@@ -6462,6 +6664,14 @@
         <w:pStyle w:val="BodyText"/>
       </w:pPr>
       <m:oMath>
+        <m:oMathPr>
+          <m:ctrlPr>
+            <w:rPr>
+              <w:sz w:val="28"/>
+              <w:szCs w:val="28"/>
+            </w:rPr>
+          </m:ctrlPr>
+        </m:oMathPr>
         <m:r>
           <m:rPr>
             <m:sty m:val="p"/>
@@ -6755,6 +6965,14 @@
         <w:pStyle w:val="BodyText"/>
       </w:pPr>
       <m:oMath>
+        <m:oMathPr>
+          <m:ctrlPr>
+            <w:rPr>
+              <w:sz w:val="28"/>
+              <w:szCs w:val="28"/>
+            </w:rPr>
+          </m:ctrlPr>
+        </m:oMathPr>
         <m:sSubSup>
           <m:e>
             <m:r>
@@ -7040,7 +7258,7 @@
     </w:p>
     <w:bookmarkEnd w:id="14"/>
     <w:bookmarkEnd w:id="15"/>
-    <w:bookmarkStart w:id="16" w:name="frost-图氧化态图"/>
+    <w:bookmarkStart w:id="25" w:name="frost-图氧化态图"/>
     <w:p>
       <w:pPr>
         <w:pStyle w:val="Heading3"/>
@@ -7124,6 +7342,14 @@
         <w:t xml:space="preserve"> </w:t>
       </w:r>
       <m:oMath>
+        <m:oMathPr>
+          <m:ctrlPr>
+            <w:rPr>
+              <w:sz w:val="28"/>
+              <w:szCs w:val="28"/>
+            </w:rPr>
+          </m:ctrlPr>
+        </m:oMathPr>
         <m:r>
           <m:rPr>
             <m:sty m:val="p"/>
@@ -7166,6 +7392,135 @@
           <w:rFonts w:hint="eastAsia" w:eastAsia="SimSun" w:ascii="Times New Roman" w:hAnsi="Times New Roman"/>
         </w:rPr>
         <w:t xml:space="preserve">）为纵坐标绘制。</w:t>
+      </w:r>
+    </w:p>
+    <w:p>
+      <w:pPr>
+        <w:pStyle w:val="BodyText"/>
+        <w:jc w:val="center"/>
+      </w:pPr>
+      <w:r>
+        <w:rPr>
+          <w:b w:val="0"/>
+          <w:i w:val="0"/>
+          <w:sz w:val="21"/>
+        </w:rPr>
+        <w:drawing>
+          <wp:inline>
+            <wp:extent cx="1308100" cy="1320800"/>
+            <wp:effectExtent b="0" l="0" r="0" t="0"/>
+            <wp:docPr descr="Frost 图的一般形式" title="" id="17" name="Picture"/>
+            <a:graphic>
+              <a:graphicData uri="http://schemas.openxmlformats.org/drawingml/2006/picture">
+                <pic:pic>
+                  <pic:nvPicPr>
+                    <pic:cNvPr descr="media/frost-diagram-general-form.jpg" id="18" name="Picture"/>
+                    <pic:cNvPicPr>
+                      <a:picLocks noChangeArrowheads="1" noChangeAspect="1"/>
+                    </pic:cNvPicPr>
+                  </pic:nvPicPr>
+                  <pic:blipFill>
+                    <a:blip r:embed="rId16"/>
+                    <a:stretch>
+                      <a:fillRect/>
+                    </a:stretch>
+                  </pic:blipFill>
+                  <pic:spPr bwMode="auto">
+                    <a:xfrm>
+                      <a:off x="0" y="0"/>
+                      <a:ext cx="1308100" cy="1320800"/>
+                    </a:xfrm>
+                    <a:prstGeom prst="rect">
+                      <a:avLst/>
+                    </a:prstGeom>
+                    <a:noFill/>
+                    <a:ln w="9525">
+                      <a:noFill/>
+                      <a:headEnd/>
+                      <a:tailEnd/>
+                    </a:ln>
+                  </pic:spPr>
+                </pic:pic>
+              </a:graphicData>
+            </a:graphic>
+          </wp:inline>
+        </w:drawing>
+      </w:r>
+      <w:r>
+        <w:rPr>
+          <w:b w:val="0"/>
+          <w:i w:val="0"/>
+          <w:sz w:val="21"/>
+        </w:rPr>
+        <w:t xml:space="preserve"> </w:t>
+      </w:r>
+      <w:r>
+        <w:rPr>
+          <w:rFonts w:hint="eastAsia" w:eastAsia="FangSong" w:ascii="Times New Roman" w:hAnsi="Times New Roman"/>
+          <w:b w:val="0"/>
+          <w:i w:val="0"/>
+          <w:iCs/>
+          <w:sz w:val="21"/>
+        </w:rPr>
+        <w:t xml:space="preserve">图</w:t>
+      </w:r>
+      <w:r>
+        <w:rPr>
+          <w:b w:val="0"/>
+          <w:i w:val="0"/>
+          <w:iCs/>
+          <w:sz w:val="21"/>
+        </w:rPr>
+        <w:t xml:space="preserve"> Frost </w:t>
+      </w:r>
+      <w:r>
+        <w:rPr>
+          <w:rFonts w:hint="eastAsia" w:eastAsia="FangSong" w:ascii="Times New Roman" w:hAnsi="Times New Roman"/>
+          <w:b w:val="0"/>
+          <w:i w:val="0"/>
+          <w:iCs/>
+          <w:sz w:val="21"/>
+        </w:rPr>
+        <w:t xml:space="preserve">图的一般形式——以氧化态为横坐标、</w:t>
+      </w:r>
+      <m:oMath>
+        <m:r>
+          <m:t>n</m:t>
+        </m:r>
+        <m:sSup>
+          <m:e>
+            <m:r>
+              <m:t>E</m:t>
+            </m:r>
+          </m:e>
+          <m:sup>
+            <m:r>
+              <m:rPr>
+                <m:sty m:val="p"/>
+              </m:rPr>
+              <m:t>∘</m:t>
+            </m:r>
+          </m:sup>
+        </m:sSup>
+      </m:oMath>
+      <w:r>
+        <w:rPr>
+          <w:b w:val="0"/>
+          <w:i w:val="0"/>
+          <w:iCs/>
+          <w:sz w:val="21"/>
+        </w:rPr>
+        <w:t xml:space="preserve"> </w:t>
+      </w:r>
+      <w:r>
+        <w:rPr>
+          <w:rFonts w:hint="eastAsia" w:eastAsia="FangSong" w:ascii="Times New Roman" w:hAnsi="Times New Roman"/>
+          <w:b w:val="0"/>
+          <w:i w:val="0"/>
+          <w:iCs/>
+          <w:sz w:val="21"/>
+        </w:rPr>
+        <w:t xml:space="preserve">为纵坐标，最低点对应最稳定氧化态，位于连接线上方的物种易发生歧化</w:t>
       </w:r>
     </w:p>
     <w:p>
@@ -7691,6 +8046,96 @@
     <w:p>
       <w:pPr>
         <w:pStyle w:val="FirstParagraph"/>
+        <w:jc w:val="center"/>
+      </w:pPr>
+      <w:r>
+        <w:rPr>
+          <w:b w:val="0"/>
+          <w:i w:val="0"/>
+          <w:sz w:val="21"/>
+        </w:rPr>
+        <w:drawing>
+          <wp:inline>
+            <wp:extent cx="4457700" cy="5257800"/>
+            <wp:effectExtent b="0" l="0" r="0" t="0"/>
+            <wp:docPr descr="Frost 图速判规则" title="" id="20" name="Picture"/>
+            <a:graphic>
+              <a:graphicData uri="http://schemas.openxmlformats.org/drawingml/2006/picture">
+                <pic:pic>
+                  <pic:nvPicPr>
+                    <pic:cNvPr descr="media/frost-diagram-rules.jpg" id="21" name="Picture"/>
+                    <pic:cNvPicPr>
+                      <a:picLocks noChangeArrowheads="1" noChangeAspect="1"/>
+                    </pic:cNvPicPr>
+                  </pic:nvPicPr>
+                  <pic:blipFill>
+                    <a:blip r:embed="rId19"/>
+                    <a:stretch>
+                      <a:fillRect/>
+                    </a:stretch>
+                  </pic:blipFill>
+                  <pic:spPr bwMode="auto">
+                    <a:xfrm>
+                      <a:off x="0" y="0"/>
+                      <a:ext cx="4457700" cy="5257800"/>
+                    </a:xfrm>
+                    <a:prstGeom prst="rect">
+                      <a:avLst/>
+                    </a:prstGeom>
+                    <a:noFill/>
+                    <a:ln w="9525">
+                      <a:noFill/>
+                      <a:headEnd/>
+                      <a:tailEnd/>
+                    </a:ln>
+                  </pic:spPr>
+                </pic:pic>
+              </a:graphicData>
+            </a:graphic>
+          </wp:inline>
+        </w:drawing>
+      </w:r>
+      <w:r>
+        <w:rPr>
+          <w:b w:val="0"/>
+          <w:i w:val="0"/>
+          <w:sz w:val="21"/>
+        </w:rPr>
+        <w:t xml:space="preserve"> </w:t>
+      </w:r>
+      <w:r>
+        <w:rPr>
+          <w:rFonts w:hint="eastAsia" w:eastAsia="FangSong" w:ascii="Times New Roman" w:hAnsi="Times New Roman"/>
+          <w:b w:val="0"/>
+          <w:i w:val="0"/>
+          <w:iCs/>
+          <w:sz w:val="21"/>
+        </w:rPr>
+        <w:t xml:space="preserve">图</w:t>
+      </w:r>
+      <w:r>
+        <w:rPr>
+          <w:b w:val="0"/>
+          <w:i w:val="0"/>
+          <w:iCs/>
+          <w:sz w:val="21"/>
+        </w:rPr>
+        <w:t xml:space="preserve"> Frost </w:t>
+      </w:r>
+      <w:r>
+        <w:rPr>
+          <w:rFonts w:hint="eastAsia" w:eastAsia="FangSong" w:ascii="Times New Roman" w:hAnsi="Times New Roman"/>
+          <w:b w:val="0"/>
+          <w:i w:val="0"/>
+          <w:iCs/>
+          <w:sz w:val="21"/>
+        </w:rPr>
+        <w:t xml:space="preserve">图快速判断规则——点在上方→歧化倾向，点在下方→相对稳定，斜率最大→最强氧化剂，最低点→最稳定氧化态（综合整理）</w:t>
+      </w:r>
+    </w:p>
+    <w:p>
+      <w:pPr>
+        <w:pStyle w:val="BodyText"/>
       </w:pPr>
       <w:r>
         <w:rPr>
@@ -7759,7 +8204,7 @@
           <w:p>
             <w:pPr>
               <w:pStyle w:val="Compact"/>
-              <w:jc w:val="left"/>
+              <w:jc w:val="center"/>
             </w:pPr>
             <w:r>
               <w:rPr>
@@ -7782,7 +8227,7 @@
           <w:p>
             <w:pPr>
               <w:pStyle w:val="Compact"/>
-              <w:jc w:val="left"/>
+              <w:jc w:val="center"/>
             </w:pPr>
             <w:r>
               <w:rPr>
@@ -7817,7 +8262,7 @@
           <w:p>
             <w:pPr>
               <w:pStyle w:val="Compact"/>
-              <w:jc w:val="left"/>
+              <w:jc w:val="center"/>
             </w:pPr>
             <w:r>
               <w:rPr>
@@ -7888,7 +8333,7 @@
           <w:p>
             <w:pPr>
               <w:pStyle w:val="Compact"/>
-              <w:jc w:val="left"/>
+              <w:jc w:val="center"/>
             </w:pPr>
             <w:r>
               <w:rPr>
@@ -7970,7 +8415,7 @@
           <w:p>
             <w:pPr>
               <w:pStyle w:val="Compact"/>
-              <w:jc w:val="left"/>
+              <w:jc w:val="center"/>
             </w:pPr>
             <w:r>
               <w:rPr>
@@ -8035,7 +8480,7 @@
           <w:p>
             <w:pPr>
               <w:pStyle w:val="Compact"/>
-              <w:jc w:val="left"/>
+              <w:jc w:val="center"/>
             </w:pPr>
             <w:r>
               <w:rPr>
@@ -8087,7 +8532,7 @@
           <w:p>
             <w:pPr>
               <w:pStyle w:val="Compact"/>
-              <w:jc w:val="left"/>
+              <w:jc w:val="center"/>
             </w:pPr>
             <w:r>
               <w:rPr>
@@ -8114,7 +8559,7 @@
           <w:p>
             <w:pPr>
               <w:pStyle w:val="Compact"/>
-              <w:jc w:val="left"/>
+              <w:jc w:val="center"/>
             </w:pPr>
             <w:r>
               <w:rPr>
@@ -8160,7 +8605,7 @@
           <w:p>
             <w:pPr>
               <w:pStyle w:val="Compact"/>
-              <w:jc w:val="left"/>
+              <w:jc w:val="center"/>
             </w:pPr>
             <w:r>
               <w:rPr>
@@ -8205,7 +8650,7 @@
           <w:p>
             <w:pPr>
               <w:pStyle w:val="Compact"/>
-              <w:jc w:val="left"/>
+              <w:jc w:val="center"/>
             </w:pPr>
             <m:oMath>
               <m:r>
@@ -8350,8 +8795,193 @@
         </w:tc>
       </w:tr>
     </w:tbl>
-    <w:bookmarkEnd w:id="16"/>
-    <w:bookmarkStart w:id="17" w:name="歧化归中反应的综合判断"/>
+    <w:p>
+      <w:pPr>
+        <w:pStyle w:val="BodyText"/>
+        <w:jc w:val="center"/>
+      </w:pPr>
+      <w:r>
+        <w:rPr>
+          <w:b w:val="0"/>
+          <w:i w:val="0"/>
+          <w:sz w:val="21"/>
+        </w:rPr>
+        <w:drawing>
+          <wp:inline>
+            <wp:extent cx="5334000" cy="4034868"/>
+            <wp:effectExtent b="0" l="0" r="0" t="0"/>
+            <wp:docPr descr="Mn 的 Frost 图（酸性条件）" title="" id="23" name="Picture"/>
+            <a:graphic>
+              <a:graphicData uri="http://schemas.openxmlformats.org/drawingml/2006/picture">
+                <pic:pic>
+                  <pic:nvPicPr>
+                    <pic:cNvPr descr="media/mn-frost-diagram-acid.jpg" id="24" name="Picture"/>
+                    <pic:cNvPicPr>
+                      <a:picLocks noChangeArrowheads="1" noChangeAspect="1"/>
+                    </pic:cNvPicPr>
+                  </pic:nvPicPr>
+                  <pic:blipFill>
+                    <a:blip r:embed="rId22"/>
+                    <a:stretch>
+                      <a:fillRect/>
+                    </a:stretch>
+                  </pic:blipFill>
+                  <pic:spPr bwMode="auto">
+                    <a:xfrm>
+                      <a:off x="0" y="0"/>
+                      <a:ext cx="5334000" cy="4034868"/>
+                    </a:xfrm>
+                    <a:prstGeom prst="rect">
+                      <a:avLst/>
+                    </a:prstGeom>
+                    <a:noFill/>
+                    <a:ln w="9525">
+                      <a:noFill/>
+                      <a:headEnd/>
+                      <a:tailEnd/>
+                    </a:ln>
+                  </pic:spPr>
+                </pic:pic>
+              </a:graphicData>
+            </a:graphic>
+          </wp:inline>
+        </w:drawing>
+      </w:r>
+      <w:r>
+        <w:rPr>
+          <w:b w:val="0"/>
+          <w:i w:val="0"/>
+          <w:sz w:val="21"/>
+        </w:rPr>
+        <w:t xml:space="preserve"> </w:t>
+      </w:r>
+      <w:r>
+        <w:rPr>
+          <w:rFonts w:hint="eastAsia" w:eastAsia="FangSong" w:ascii="Times New Roman" w:hAnsi="Times New Roman"/>
+          <w:b w:val="0"/>
+          <w:i w:val="0"/>
+          <w:iCs/>
+          <w:sz w:val="21"/>
+        </w:rPr>
+        <w:t xml:space="preserve">图</w:t>
+      </w:r>
+      <w:r>
+        <w:rPr>
+          <w:b w:val="0"/>
+          <w:i w:val="0"/>
+          <w:iCs/>
+          <w:sz w:val="21"/>
+        </w:rPr>
+        <w:t xml:space="preserve"> Mn </w:t>
+      </w:r>
+      <w:r>
+        <w:rPr>
+          <w:rFonts w:hint="eastAsia" w:eastAsia="FangSong" w:ascii="Times New Roman" w:hAnsi="Times New Roman"/>
+          <w:b w:val="0"/>
+          <w:i w:val="0"/>
+          <w:iCs/>
+          <w:sz w:val="21"/>
+        </w:rPr>
+        <w:t xml:space="preserve">的</w:t>
+      </w:r>
+      <w:r>
+        <w:rPr>
+          <w:b w:val="0"/>
+          <w:i w:val="0"/>
+          <w:iCs/>
+          <w:sz w:val="21"/>
+        </w:rPr>
+        <w:t xml:space="preserve"> Frost </w:t>
+      </w:r>
+      <w:r>
+        <w:rPr>
+          <w:rFonts w:hint="eastAsia" w:eastAsia="FangSong" w:ascii="Times New Roman" w:hAnsi="Times New Roman"/>
+          <w:b w:val="0"/>
+          <w:i w:val="0"/>
+          <w:iCs/>
+          <w:sz w:val="21"/>
+        </w:rPr>
+        <w:t xml:space="preserve">图（酸性条件）——Mn²⁺（d⁵</w:t>
+      </w:r>
+      <w:r>
+        <w:rPr>
+          <w:b w:val="0"/>
+          <w:i w:val="0"/>
+          <w:iCs/>
+          <w:sz w:val="21"/>
+        </w:rPr>
+        <w:t xml:space="preserve"> </w:t>
+      </w:r>
+      <w:r>
+        <w:rPr>
+          <w:rFonts w:hint="eastAsia" w:eastAsia="FangSong" w:ascii="Times New Roman" w:hAnsi="Times New Roman"/>
+          <w:b w:val="0"/>
+          <w:i w:val="0"/>
+          <w:iCs/>
+          <w:sz w:val="21"/>
+        </w:rPr>
+        <w:t xml:space="preserve">半满）位于最低点，为最稳定氧化态；MnO₄⁻</w:t>
+      </w:r>
+      <w:r>
+        <w:rPr>
+          <w:b w:val="0"/>
+          <w:i w:val="0"/>
+          <w:iCs/>
+          <w:sz w:val="21"/>
+        </w:rPr>
+        <w:t xml:space="preserve"> </w:t>
+      </w:r>
+      <w:r>
+        <w:rPr>
+          <w:rFonts w:hint="eastAsia" w:eastAsia="FangSong" w:ascii="Times New Roman" w:hAnsi="Times New Roman"/>
+          <w:b w:val="0"/>
+          <w:i w:val="0"/>
+          <w:iCs/>
+          <w:sz w:val="21"/>
+        </w:rPr>
+        <w:t xml:space="preserve">斜率大，为强氧化剂。结合本表可直观理解各元素的</w:t>
+      </w:r>
+      <w:r>
+        <w:rPr>
+          <w:b w:val="0"/>
+          <w:i w:val="0"/>
+          <w:iCs/>
+          <w:sz w:val="21"/>
+        </w:rPr>
+        <w:t xml:space="preserve"> Frost </w:t>
+      </w:r>
+      <w:r>
+        <w:rPr>
+          <w:rFonts w:hint="eastAsia" w:eastAsia="FangSong" w:ascii="Times New Roman" w:hAnsi="Times New Roman"/>
+          <w:b w:val="0"/>
+          <w:i w:val="0"/>
+          <w:iCs/>
+          <w:sz w:val="21"/>
+        </w:rPr>
+        <w:t xml:space="preserve">图特征（普化原理/Weller</w:t>
+      </w:r>
+      <w:r>
+        <w:rPr>
+          <w:b w:val="0"/>
+          <w:i w:val="0"/>
+          <w:iCs/>
+          <w:sz w:val="21"/>
+        </w:rPr>
+        <w:t xml:space="preserve"> </w:t>
+      </w:r>
+      <w:r>
+        <w:rPr>
+          <w:rFonts w:hint="eastAsia" w:eastAsia="FangSong" w:ascii="Times New Roman" w:hAnsi="Times New Roman"/>
+          <w:b w:val="0"/>
+          <w:i w:val="0"/>
+          <w:iCs/>
+          <w:sz w:val="21"/>
+        </w:rPr>
+        <w:t xml:space="preserve">综合）</w:t>
+      </w:r>
+    </w:p>
+    <w:bookmarkEnd w:id="25"/>
+    <w:bookmarkStart w:id="26" w:name="歧化归中反应的综合判断"/>
     <w:p>
       <w:pPr>
         <w:pStyle w:val="Heading3"/>
@@ -8392,6 +9022,12 @@
       <m:oMathPara>
         <m:oMathParaPr>
           <m:jc m:val="center"/>
+          <m:ctrlPr>
+            <w:rPr>
+              <w:sz w:val="28"/>
+              <w:szCs w:val="28"/>
+            </w:rPr>
+          </m:ctrlPr>
         </m:oMathParaPr>
         <m:oMath>
           <m:sSup>
@@ -8704,7 +9340,7 @@
           <w:p>
             <w:pPr>
               <w:pStyle w:val="Compact"/>
-              <w:jc w:val="left"/>
+              <w:jc w:val="center"/>
             </w:pPr>
             <w:r>
               <w:rPr>
@@ -8770,7 +9406,7 @@
           <w:p>
             <w:pPr>
               <w:pStyle w:val="Compact"/>
-              <w:jc w:val="left"/>
+              <w:jc w:val="center"/>
             </w:pPr>
             <w:r>
               <w:rPr>
@@ -8788,7 +9424,7 @@
           <w:p>
             <w:pPr>
               <w:pStyle w:val="Compact"/>
-              <w:jc w:val="left"/>
+              <w:jc w:val="center"/>
             </w:pPr>
             <m:oMath>
               <m:r>
@@ -8962,7 +9598,7 @@
           <w:p>
             <w:pPr>
               <w:pStyle w:val="Compact"/>
-              <w:jc w:val="left"/>
+              <w:jc w:val="center"/>
             </w:pPr>
             <w:r>
               <w:rPr>
@@ -8979,7 +9615,7 @@
           <w:p>
             <w:pPr>
               <w:pStyle w:val="Compact"/>
-              <w:jc w:val="left"/>
+              <w:jc w:val="center"/>
             </w:pPr>
             <m:oMath>
               <m:r>
@@ -9116,7 +9752,7 @@
           <w:p>
             <w:pPr>
               <w:pStyle w:val="Compact"/>
-              <w:jc w:val="left"/>
+              <w:jc w:val="center"/>
             </w:pPr>
             <w:r>
               <w:rPr>
@@ -9145,7 +9781,7 @@
           <w:p>
             <w:pPr>
               <w:pStyle w:val="Compact"/>
-              <w:jc w:val="left"/>
+              <w:jc w:val="center"/>
             </w:pPr>
             <m:oMath>
               <m:r>
@@ -9382,7 +10018,7 @@
           <w:p>
             <w:pPr>
               <w:pStyle w:val="Compact"/>
-              <w:jc w:val="left"/>
+              <w:jc w:val="center"/>
             </w:pPr>
             <w:r>
               <w:rPr>
@@ -9432,6 +10068,12 @@
       <m:oMathPara>
         <m:oMathParaPr>
           <m:jc m:val="center"/>
+          <m:ctrlPr>
+            <w:rPr>
+              <w:sz w:val="28"/>
+              <w:szCs w:val="28"/>
+            </w:rPr>
+          </m:ctrlPr>
         </m:oMathParaPr>
         <m:oMath>
           <m:sSup>
@@ -9568,6 +10210,12 @@
       <m:oMathPara>
         <m:oMathParaPr>
           <m:jc m:val="center"/>
+          <m:ctrlPr>
+            <w:rPr>
+              <w:sz w:val="28"/>
+              <w:szCs w:val="28"/>
+            </w:rPr>
+          </m:ctrlPr>
         </m:oMathParaPr>
         <m:oMath>
           <m:r>
@@ -9822,6 +10470,12 @@
       <m:oMathPara>
         <m:oMathParaPr>
           <m:jc m:val="center"/>
+          <m:ctrlPr>
+            <w:rPr>
+              <w:sz w:val="28"/>
+              <w:szCs w:val="28"/>
+            </w:rPr>
+          </m:ctrlPr>
         </m:oMathParaPr>
         <m:oMath>
           <m:r>
@@ -10050,9 +10704,9 @@
         </w:pict>
       </w:r>
     </w:p>
-    <w:bookmarkEnd w:id="17"/>
-    <w:bookmarkEnd w:id="18"/>
-    <w:bookmarkStart w:id="23" w:name="三元素推断竞赛策略"/>
+    <w:bookmarkEnd w:id="26"/>
+    <w:bookmarkEnd w:id="27"/>
+    <w:bookmarkStart w:id="32" w:name="三元素推断竞赛策略"/>
     <w:p>
       <w:pPr>
         <w:pStyle w:val="Heading2"/>
@@ -10064,7 +10718,7 @@
         <w:t xml:space="preserve">三、元素推断竞赛策略</w:t>
       </w:r>
     </w:p>
-    <w:bookmarkStart w:id="19" w:name="五步推断法的系统执行"/>
+    <w:bookmarkStart w:id="28" w:name="五步推断法的系统执行"/>
     <w:p>
       <w:pPr>
         <w:pStyle w:val="Heading3"/>
@@ -10428,8 +11082,8 @@
         <w:t xml:space="preserve">电荷守恒检查</w:t>
       </w:r>
     </w:p>
-    <w:bookmarkEnd w:id="19"/>
-    <w:bookmarkStart w:id="20" w:name="物理线索速查表竞赛核心"/>
+    <w:bookmarkEnd w:id="28"/>
+    <w:bookmarkStart w:id="29" w:name="物理线索速查表竞赛核心"/>
     <w:p>
       <w:pPr>
         <w:pStyle w:val="Heading3"/>
@@ -10483,7 +11137,7 @@
           <w:p>
             <w:pPr>
               <w:pStyle w:val="Compact"/>
-              <w:jc w:val="left"/>
+              <w:jc w:val="center"/>
             </w:pPr>
             <w:r>
               <w:rPr>
@@ -10499,7 +11153,7 @@
           <w:p>
             <w:pPr>
               <w:pStyle w:val="Compact"/>
-              <w:jc w:val="left"/>
+              <w:jc w:val="center"/>
             </w:pPr>
             <w:r>
               <w:rPr>
@@ -10517,7 +11171,7 @@
           <w:p>
             <w:pPr>
               <w:pStyle w:val="Compact"/>
-              <w:jc w:val="left"/>
+              <w:jc w:val="center"/>
             </w:pPr>
             <w:r>
               <w:rPr>
@@ -10534,7 +11188,7 @@
           <w:p>
             <w:pPr>
               <w:pStyle w:val="Compact"/>
-              <w:jc w:val="left"/>
+              <w:jc w:val="center"/>
             </w:pPr>
             <m:oMath>
               <m:r>
@@ -10585,7 +11239,7 @@
           <w:p>
             <w:pPr>
               <w:pStyle w:val="Compact"/>
-              <w:jc w:val="left"/>
+              <w:jc w:val="center"/>
             </w:pPr>
             <w:r>
               <w:rPr>
@@ -10602,7 +11256,7 @@
           <w:p>
             <w:pPr>
               <w:pStyle w:val="Compact"/>
-              <w:jc w:val="left"/>
+              <w:jc w:val="center"/>
             </w:pPr>
             <m:oMath>
               <m:r>
@@ -10671,7 +11325,7 @@
           <w:p>
             <w:pPr>
               <w:pStyle w:val="Compact"/>
-              <w:jc w:val="left"/>
+              <w:jc w:val="center"/>
             </w:pPr>
             <w:r>
               <w:rPr>
@@ -10688,7 +11342,7 @@
           <w:p>
             <w:pPr>
               <w:pStyle w:val="Compact"/>
-              <w:jc w:val="left"/>
+              <w:jc w:val="center"/>
             </w:pPr>
             <m:oMath>
               <m:r>
@@ -10807,7 +11461,7 @@
           <w:p>
             <w:pPr>
               <w:pStyle w:val="Compact"/>
-              <w:jc w:val="left"/>
+              <w:jc w:val="center"/>
             </w:pPr>
             <w:r>
               <w:rPr>
@@ -10824,7 +11478,7 @@
           <w:p>
             <w:pPr>
               <w:pStyle w:val="Compact"/>
-              <w:jc w:val="left"/>
+              <w:jc w:val="center"/>
             </w:pPr>
             <m:oMath>
               <m:r>
@@ -11015,7 +11669,7 @@
           <w:p>
             <w:pPr>
               <w:pStyle w:val="Compact"/>
-              <w:jc w:val="left"/>
+              <w:jc w:val="center"/>
             </w:pPr>
             <w:r>
               <w:rPr>
@@ -11032,7 +11686,7 @@
           <w:p>
             <w:pPr>
               <w:pStyle w:val="Compact"/>
-              <w:jc w:val="left"/>
+              <w:jc w:val="center"/>
             </w:pPr>
             <m:oMath>
               <m:r>
@@ -11197,7 +11851,7 @@
           <w:p>
             <w:pPr>
               <w:pStyle w:val="Compact"/>
-              <w:jc w:val="left"/>
+              <w:jc w:val="center"/>
             </w:pPr>
             <w:r>
               <w:rPr>
@@ -11214,7 +11868,7 @@
           <w:p>
             <w:pPr>
               <w:pStyle w:val="Compact"/>
-              <w:jc w:val="left"/>
+              <w:jc w:val="center"/>
             </w:pPr>
             <m:oMath>
               <m:r>
@@ -11317,7 +11971,7 @@
           <w:p>
             <w:pPr>
               <w:pStyle w:val="Compact"/>
-              <w:jc w:val="left"/>
+              <w:jc w:val="center"/>
             </w:pPr>
             <w:r>
               <w:rPr>
@@ -11334,7 +11988,7 @@
           <w:p>
             <w:pPr>
               <w:pStyle w:val="Compact"/>
-              <w:jc w:val="left"/>
+              <w:jc w:val="center"/>
             </w:pPr>
             <m:oMath>
               <m:r>
@@ -11541,7 +12195,7 @@
           <w:p>
             <w:pPr>
               <w:pStyle w:val="Compact"/>
-              <w:jc w:val="left"/>
+              <w:jc w:val="center"/>
             </w:pPr>
             <w:r>
               <w:rPr>
@@ -11558,7 +12212,7 @@
           <w:p>
             <w:pPr>
               <w:pStyle w:val="Compact"/>
-              <w:jc w:val="left"/>
+              <w:jc w:val="center"/>
             </w:pPr>
             <m:oMath>
               <m:r>
@@ -11655,7 +12309,7 @@
           <w:p>
             <w:pPr>
               <w:pStyle w:val="Compact"/>
-              <w:jc w:val="left"/>
+              <w:jc w:val="center"/>
             </w:pPr>
             <w:r>
               <w:rPr>
@@ -11672,7 +12326,7 @@
           <w:p>
             <w:pPr>
               <w:pStyle w:val="Compact"/>
-              <w:jc w:val="left"/>
+              <w:jc w:val="center"/>
             </w:pPr>
             <m:oMath>
               <m:r>
@@ -11807,7 +12461,7 @@
           <w:p>
             <w:pPr>
               <w:pStyle w:val="Compact"/>
-              <w:jc w:val="left"/>
+              <w:jc w:val="center"/>
             </w:pPr>
             <w:r>
               <w:rPr>
@@ -11824,7 +12478,7 @@
           <w:p>
             <w:pPr>
               <w:pStyle w:val="Compact"/>
-              <w:jc w:val="left"/>
+              <w:jc w:val="center"/>
             </w:pPr>
             <m:oMath>
               <m:r>
@@ -11971,7 +12625,7 @@
           <w:p>
             <w:pPr>
               <w:pStyle w:val="Compact"/>
-              <w:jc w:val="left"/>
+              <w:jc w:val="center"/>
             </w:pPr>
             <w:r>
               <w:rPr>
@@ -11988,7 +12642,7 @@
           <w:p>
             <w:pPr>
               <w:pStyle w:val="Compact"/>
-              <w:jc w:val="left"/>
+              <w:jc w:val="center"/>
             </w:pPr>
             <m:oMath>
               <m:r>
@@ -12139,7 +12793,7 @@
           <w:p>
             <w:pPr>
               <w:pStyle w:val="Compact"/>
-              <w:jc w:val="left"/>
+              <w:jc w:val="center"/>
             </w:pPr>
             <w:r>
               <w:rPr>
@@ -12156,7 +12810,7 @@
           <w:p>
             <w:pPr>
               <w:pStyle w:val="Compact"/>
-              <w:jc w:val="left"/>
+              <w:jc w:val="center"/>
             </w:pPr>
             <m:oMath>
               <m:r>
@@ -12199,7 +12853,7 @@
           <w:p>
             <w:pPr>
               <w:pStyle w:val="Compact"/>
-              <w:jc w:val="left"/>
+              <w:jc w:val="center"/>
             </w:pPr>
             <w:r>
               <w:rPr>
@@ -12216,7 +12870,7 @@
           <w:p>
             <w:pPr>
               <w:pStyle w:val="Compact"/>
-              <w:jc w:val="left"/>
+              <w:jc w:val="center"/>
             </w:pPr>
             <m:oMath>
               <m:r>
@@ -12271,7 +12925,7 @@
           <w:p>
             <w:pPr>
               <w:pStyle w:val="Compact"/>
-              <w:jc w:val="left"/>
+              <w:jc w:val="center"/>
             </w:pPr>
             <w:r>
               <w:rPr>
@@ -12288,7 +12942,7 @@
           <w:p>
             <w:pPr>
               <w:pStyle w:val="Compact"/>
-              <w:jc w:val="left"/>
+              <w:jc w:val="center"/>
             </w:pPr>
             <m:oMath>
               <m:r>
@@ -12325,7 +12979,7 @@
           <w:p>
             <w:pPr>
               <w:pStyle w:val="Compact"/>
-              <w:jc w:val="left"/>
+              <w:jc w:val="center"/>
             </w:pPr>
             <w:r>
               <w:rPr>
@@ -12342,7 +12996,7 @@
           <w:p>
             <w:pPr>
               <w:pStyle w:val="Compact"/>
-              <w:jc w:val="left"/>
+              <w:jc w:val="center"/>
             </w:pPr>
             <m:oMath>
               <m:r>
@@ -12429,7 +13083,7 @@
           <w:p>
             <w:pPr>
               <w:pStyle w:val="Compact"/>
-              <w:jc w:val="left"/>
+              <w:jc w:val="center"/>
             </w:pPr>
             <w:r>
               <w:rPr>
@@ -12446,7 +13100,7 @@
           <w:p>
             <w:pPr>
               <w:pStyle w:val="Compact"/>
-              <w:jc w:val="left"/>
+              <w:jc w:val="center"/>
             </w:pPr>
             <m:oMath>
               <m:sSub>
@@ -13092,8 +13746,8 @@
         <w:t xml:space="preserve">除外）</w:t>
       </w:r>
     </w:p>
-    <w:bookmarkEnd w:id="20"/>
-    <w:bookmarkStart w:id="21" w:name="定量数据的反推"/>
+    <w:bookmarkEnd w:id="29"/>
+    <w:bookmarkStart w:id="30" w:name="定量数据的反推"/>
     <w:p>
       <w:pPr>
         <w:pStyle w:val="Heading3"/>
@@ -13134,6 +13788,12 @@
       <m:oMathPara>
         <m:oMathParaPr>
           <m:jc m:val="center"/>
+          <m:ctrlPr>
+            <w:rPr>
+              <w:sz w:val="28"/>
+              <w:szCs w:val="28"/>
+            </w:rPr>
+          </m:ctrlPr>
         </m:oMathParaPr>
         <m:oMath>
           <m:r>
@@ -13361,6 +14021,14 @@
         <w:t xml:space="preserve"> </w:t>
       </w:r>
       <m:oMath>
+        <m:oMathPr>
+          <m:ctrlPr>
+            <w:rPr>
+              <w:sz w:val="28"/>
+              <w:szCs w:val="28"/>
+            </w:rPr>
+          </m:ctrlPr>
+        </m:oMathPr>
         <m:sSub>
           <m:e>
             <m:r>
@@ -13598,8 +14266,8 @@
         <w:t xml:space="preserve">元素身份</w:t>
       </w:r>
     </w:p>
-    <w:bookmarkEnd w:id="21"/>
-    <w:bookmarkStart w:id="22" w:name="化学史推断策略"/>
+    <w:bookmarkEnd w:id="30"/>
+    <w:bookmarkStart w:id="31" w:name="化学史推断策略"/>
     <w:p>
       <w:pPr>
         <w:pStyle w:val="Heading3"/>
@@ -13828,6 +14496,12 @@
       <m:oMathPara>
         <m:oMathParaPr>
           <m:jc m:val="center"/>
+          <m:ctrlPr>
+            <w:rPr>
+              <w:sz w:val="28"/>
+              <w:szCs w:val="28"/>
+            </w:rPr>
+          </m:ctrlPr>
         </m:oMathParaPr>
         <m:oMath>
           <m:r>
@@ -14028,6 +14702,12 @@
       <m:oMathPara>
         <m:oMathParaPr>
           <m:jc m:val="center"/>
+          <m:ctrlPr>
+            <w:rPr>
+              <w:sz w:val="28"/>
+              <w:szCs w:val="28"/>
+            </w:rPr>
+          </m:ctrlPr>
         </m:oMathParaPr>
         <m:oMath>
           <m:r>
@@ -14233,6 +14913,12 @@
       <m:oMathPara>
         <m:oMathParaPr>
           <m:jc m:val="center"/>
+          <m:ctrlPr>
+            <w:rPr>
+              <w:sz w:val="28"/>
+              <w:szCs w:val="28"/>
+            </w:rPr>
+          </m:ctrlPr>
         </m:oMathParaPr>
         <m:oMath>
           <m:r>
@@ -14373,9 +15059,9 @@
         </w:pict>
       </w:r>
     </w:p>
-    <w:bookmarkEnd w:id="22"/>
-    <w:bookmarkEnd w:id="23"/>
-    <w:bookmarkStart w:id="26" w:name="四无机反应机理简述"/>
+    <w:bookmarkEnd w:id="31"/>
+    <w:bookmarkEnd w:id="32"/>
+    <w:bookmarkStart w:id="35" w:name="四无机反应机理简述"/>
     <w:p>
       <w:pPr>
         <w:pStyle w:val="Heading2"/>
@@ -14387,7 +15073,7 @@
         <w:t xml:space="preserve">四、无机反应机理简述</w:t>
       </w:r>
     </w:p>
-    <w:bookmarkStart w:id="24" w:name="取代反应s_n1s_n2-类似物"/>
+    <w:bookmarkStart w:id="33" w:name="取代反应s_n1s_n2-类似物"/>
     <w:p>
       <w:pPr>
         <w:pStyle w:val="Heading3"/>
@@ -14494,7 +15180,7 @@
           <w:p>
             <w:pPr>
               <w:pStyle w:val="Compact"/>
-              <w:jc w:val="left"/>
+              <w:jc w:val="center"/>
             </w:pPr>
             <w:r>
               <w:rPr>
@@ -14576,7 +15262,7 @@
           <w:p>
             <w:pPr>
               <w:pStyle w:val="Compact"/>
-              <w:jc w:val="left"/>
+              <w:jc w:val="center"/>
             </w:pPr>
             <w:r>
               <w:rPr>
@@ -14705,7 +15391,7 @@
           <w:p>
             <w:pPr>
               <w:pStyle w:val="Compact"/>
-              <w:jc w:val="left"/>
+              <w:jc w:val="center"/>
             </w:pPr>
             <w:r>
               <w:rPr>
@@ -14852,7 +15538,7 @@
           <w:p>
             <w:pPr>
               <w:pStyle w:val="Compact"/>
-              <w:jc w:val="left"/>
+              <w:jc w:val="center"/>
             </w:pPr>
             <w:r>
               <w:rPr>
@@ -15364,6 +16050,14 @@
         <w:t xml:space="preserve">：</w:t>
       </w:r>
       <m:oMath>
+        <m:oMathPr>
+          <m:ctrlPr>
+            <w:rPr>
+              <w:sz w:val="28"/>
+              <w:szCs w:val="28"/>
+            </w:rPr>
+          </m:ctrlPr>
+        </m:oMathPr>
         <m:r>
           <m:rPr>
             <m:sty m:val="p"/>
@@ -15607,6 +16301,14 @@
         <w:t xml:space="preserve"> </w:t>
       </w:r>
       <m:oMath>
+        <m:oMathPr>
+          <m:ctrlPr>
+            <w:rPr>
+              <w:sz w:val="28"/>
+              <w:szCs w:val="28"/>
+            </w:rPr>
+          </m:ctrlPr>
+        </m:oMathPr>
         <m:r>
           <m:rPr>
             <m:sty m:val="p"/>
@@ -15801,6 +16503,12 @@
       <m:oMathPara>
         <m:oMathParaPr>
           <m:jc m:val="center"/>
+          <m:ctrlPr>
+            <w:rPr>
+              <w:sz w:val="28"/>
+              <w:szCs w:val="28"/>
+            </w:rPr>
+          </m:ctrlPr>
         </m:oMathParaPr>
         <m:oMath>
           <m:r>
@@ -15990,8 +16698,8 @@
         <w:t xml:space="preserve">加速取代</w:t>
       </w:r>
     </w:p>
-    <w:bookmarkEnd w:id="24"/>
-    <w:bookmarkStart w:id="25" w:name="氧化还原反应机理"/>
+    <w:bookmarkEnd w:id="33"/>
+    <w:bookmarkStart w:id="34" w:name="氧化还原反应机理"/>
     <w:p>
       <w:pPr>
         <w:pStyle w:val="Heading3"/>
@@ -16218,6 +16926,12 @@
       <m:oMathPara>
         <m:oMathParaPr>
           <m:jc m:val="center"/>
+          <m:ctrlPr>
+            <w:rPr>
+              <w:sz w:val="28"/>
+              <w:szCs w:val="28"/>
+            </w:rPr>
+          </m:ctrlPr>
         </m:oMathParaPr>
         <m:oMath>
           <m:r>
@@ -16704,6 +17418,14 @@
         <w:t xml:space="preserve">经典实例——</w:t>
       </w:r>
       <m:oMath>
+        <m:oMathPr>
+          <m:ctrlPr>
+            <w:rPr>
+              <w:sz w:val="28"/>
+              <w:szCs w:val="28"/>
+            </w:rPr>
+          </m:ctrlPr>
+        </m:oMathPr>
         <m:r>
           <m:rPr>
             <m:sty m:val="p"/>
@@ -16929,6 +17651,12 @@
       <m:oMathPara>
         <m:oMathParaPr>
           <m:jc m:val="center"/>
+          <m:ctrlPr>
+            <w:rPr>
+              <w:sz w:val="28"/>
+              <w:szCs w:val="28"/>
+            </w:rPr>
+          </m:ctrlPr>
         </m:oMathParaPr>
         <m:oMath>
           <m:r>
@@ -17528,6 +18256,14 @@
         <w:t xml:space="preserve"> </w:t>
       </w:r>
       <m:oMath>
+        <m:oMathPr>
+          <m:ctrlPr>
+            <w:rPr>
+              <w:sz w:val="28"/>
+              <w:szCs w:val="28"/>
+            </w:rPr>
+          </m:ctrlPr>
+        </m:oMathPr>
         <m:r>
           <m:rPr>
             <m:sty m:val="p"/>
@@ -17635,6 +18371,14 @@
         <w:t xml:space="preserve"> </w:t>
       </w:r>
       <m:oMath>
+        <m:oMathPr>
+          <m:ctrlPr>
+            <w:rPr>
+              <w:sz w:val="28"/>
+              <w:szCs w:val="28"/>
+            </w:rPr>
+          </m:ctrlPr>
+        </m:oMathPr>
         <m:r>
           <m:rPr>
             <m:sty m:val="p"/>
@@ -17748,6 +18492,14 @@
         <w:t xml:space="preserve"> </w:t>
       </w:r>
       <m:oMath>
+        <m:oMathPr>
+          <m:ctrlPr>
+            <w:rPr>
+              <w:sz w:val="28"/>
+              <w:szCs w:val="28"/>
+            </w:rPr>
+          </m:ctrlPr>
+        </m:oMathPr>
         <m:r>
           <m:rPr>
             <m:sty m:val="p"/>
@@ -17870,6 +18622,14 @@
         <w:t xml:space="preserve">成桥：</w:t>
       </w:r>
       <m:oMath>
+        <m:oMathPr>
+          <m:ctrlPr>
+            <w:rPr>
+              <w:sz w:val="28"/>
+              <w:szCs w:val="28"/>
+            </w:rPr>
+          </m:ctrlPr>
+        </m:oMathPr>
         <m:r>
           <m:rPr>
             <m:sty m:val="p"/>
@@ -18037,6 +18797,14 @@
         <w:t xml:space="preserve">产物：</w:t>
       </w:r>
       <m:oMath>
+        <m:oMathPr>
+          <m:ctrlPr>
+            <w:rPr>
+              <w:sz w:val="28"/>
+              <w:szCs w:val="28"/>
+            </w:rPr>
+          </m:ctrlPr>
+        </m:oMathPr>
         <m:r>
           <m:rPr>
             <m:sty m:val="p"/>
@@ -18183,6 +18951,14 @@
         <w:t xml:space="preserve"> </w:t>
       </w:r>
       <m:oMath>
+        <m:oMathPr>
+          <m:ctrlPr>
+            <w:rPr>
+              <w:sz w:val="28"/>
+              <w:szCs w:val="28"/>
+            </w:rPr>
+          </m:ctrlPr>
+        </m:oMathPr>
         <m:r>
           <m:rPr>
             <m:sty m:val="p"/>
@@ -18342,6 +19118,14 @@
         <w:t xml:space="preserve"> </w:t>
       </w:r>
       <m:oMath>
+        <m:oMathPr>
+          <m:ctrlPr>
+            <w:rPr>
+              <w:sz w:val="28"/>
+              <w:szCs w:val="28"/>
+            </w:rPr>
+          </m:ctrlPr>
+        </m:oMathPr>
         <m:r>
           <m:rPr>
             <m:sty m:val="p"/>
@@ -18547,9 +19331,9 @@
         </w:pict>
       </w:r>
     </w:p>
-    <w:bookmarkEnd w:id="25"/>
-    <w:bookmarkEnd w:id="26"/>
-    <w:bookmarkStart w:id="33" w:name="五典型例题"/>
+    <w:bookmarkEnd w:id="34"/>
+    <w:bookmarkEnd w:id="35"/>
+    <w:bookmarkStart w:id="42" w:name="五典型例题"/>
     <w:p>
       <w:pPr>
         <w:pStyle w:val="Heading2"/>
@@ -18561,7 +19345,7 @@
         <w:t xml:space="preserve">五、典型例题</w:t>
       </w:r>
     </w:p>
-    <w:bookmarkStart w:id="27" w:name="例-1-对角线规则-惰性对效应"/>
+    <w:bookmarkStart w:id="36" w:name="例-1-对角线规则-惰性对效应"/>
     <w:p>
       <w:pPr>
         <w:pStyle w:val="Heading3"/>
@@ -18628,6 +19412,14 @@
         <w:t xml:space="preserve"> </w:t>
       </w:r>
       <m:oMath>
+        <m:oMathPr>
+          <m:ctrlPr>
+            <w:rPr>
+              <w:sz w:val="28"/>
+              <w:szCs w:val="28"/>
+            </w:rPr>
+          </m:ctrlPr>
+        </m:oMathPr>
         <m:r>
           <m:rPr>
             <m:sty m:val="p"/>
@@ -18690,6 +19482,14 @@
         <w:t xml:space="preserve"> </w:t>
       </w:r>
       <m:oMath>
+        <m:oMathPr>
+          <m:ctrlPr>
+            <w:rPr>
+              <w:sz w:val="28"/>
+              <w:szCs w:val="28"/>
+            </w:rPr>
+          </m:ctrlPr>
+        </m:oMathPr>
         <m:r>
           <m:rPr>
             <m:sty m:val="p"/>
@@ -18808,6 +19608,14 @@
         <w:t xml:space="preserve"> </w:t>
       </w:r>
       <m:oMath>
+        <m:oMathPr>
+          <m:ctrlPr>
+            <w:rPr>
+              <w:sz w:val="28"/>
+              <w:szCs w:val="28"/>
+            </w:rPr>
+          </m:ctrlPr>
+        </m:oMathPr>
         <m:r>
           <m:rPr>
             <m:sty m:val="p"/>
@@ -18985,6 +19793,14 @@
         <w:t xml:space="preserve"> </w:t>
       </w:r>
       <m:oMath>
+        <m:oMathPr>
+          <m:ctrlPr>
+            <w:rPr>
+              <w:sz w:val="28"/>
+              <w:szCs w:val="28"/>
+            </w:rPr>
+          </m:ctrlPr>
+        </m:oMathPr>
         <m:sSup>
           <m:e>
             <m:r>
@@ -19175,6 +19991,14 @@
         <w:t xml:space="preserve"> </w:t>
       </w:r>
       <m:oMath>
+        <m:oMathPr>
+          <m:ctrlPr>
+            <w:rPr>
+              <w:sz w:val="28"/>
+              <w:szCs w:val="28"/>
+            </w:rPr>
+          </m:ctrlPr>
+        </m:oMathPr>
         <m:sSup>
           <m:e>
             <m:r>
@@ -19357,6 +20181,14 @@
         <w:t xml:space="preserve">：</w:t>
       </w:r>
       <m:oMath>
+        <m:oMathPr>
+          <m:ctrlPr>
+            <w:rPr>
+              <w:sz w:val="28"/>
+              <w:szCs w:val="28"/>
+            </w:rPr>
+          </m:ctrlPr>
+        </m:oMathPr>
         <m:r>
           <m:rPr>
             <m:sty m:val="p"/>
@@ -19638,6 +20470,14 @@
         <w:t xml:space="preserve"> </w:t>
       </w:r>
       <m:oMath>
+        <m:oMathPr>
+          <m:ctrlPr>
+            <w:rPr>
+              <w:sz w:val="28"/>
+              <w:szCs w:val="28"/>
+            </w:rPr>
+          </m:ctrlPr>
+        </m:oMathPr>
         <m:r>
           <m:rPr>
             <m:sty m:val="p"/>
@@ -19776,6 +20616,14 @@
         <w:t xml:space="preserve"> </w:t>
       </w:r>
       <m:oMath>
+        <m:oMathPr>
+          <m:ctrlPr>
+            <w:rPr>
+              <w:sz w:val="28"/>
+              <w:szCs w:val="28"/>
+            </w:rPr>
+          </m:ctrlPr>
+        </m:oMathPr>
         <m:r>
           <m:rPr>
             <m:sty m:val="p"/>
@@ -19920,6 +20768,14 @@
         <w:pStyle w:val="FirstParagraph"/>
       </w:pPr>
       <m:oMath>
+        <m:oMathPr>
+          <m:ctrlPr>
+            <w:rPr>
+              <w:sz w:val="28"/>
+              <w:szCs w:val="28"/>
+            </w:rPr>
+          </m:ctrlPr>
+        </m:oMathPr>
         <m:r>
           <m:rPr>
             <m:sty m:val="p"/>
@@ -20163,6 +21019,14 @@
         <w:t xml:space="preserve">更准确：</w:t>
       </w:r>
       <m:oMath>
+        <m:oMathPr>
+          <m:ctrlPr>
+            <w:rPr>
+              <w:sz w:val="28"/>
+              <w:szCs w:val="28"/>
+            </w:rPr>
+          </m:ctrlPr>
+        </m:oMathPr>
         <m:r>
           <m:rPr>
             <m:sty m:val="p"/>
@@ -20348,6 +21212,14 @@
         <w:t xml:space="preserve"> </w:t>
       </w:r>
       <m:oMath>
+        <m:oMathPr>
+          <m:ctrlPr>
+            <w:rPr>
+              <w:sz w:val="28"/>
+              <w:szCs w:val="28"/>
+            </w:rPr>
+          </m:ctrlPr>
+        </m:oMathPr>
         <m:r>
           <m:rPr>
             <m:sty m:val="p"/>
@@ -20439,6 +21311,14 @@
         <w:pStyle w:val="BodyText"/>
       </w:pPr>
       <m:oMath>
+        <m:oMathPr>
+          <m:ctrlPr>
+            <w:rPr>
+              <w:sz w:val="28"/>
+              <w:szCs w:val="28"/>
+            </w:rPr>
+          </m:ctrlPr>
+        </m:oMathPr>
         <m:r>
           <m:rPr>
             <m:sty m:val="p"/>
@@ -20693,6 +21573,12 @@
       <m:oMathPara>
         <m:oMathParaPr>
           <m:jc m:val="center"/>
+          <m:ctrlPr>
+            <w:rPr>
+              <w:sz w:val="28"/>
+              <w:szCs w:val="28"/>
+            </w:rPr>
+          </m:ctrlPr>
         </m:oMathParaPr>
         <m:oMath>
           <m:r>
@@ -20962,6 +21848,14 @@
         <w:t xml:space="preserve">半反应：</w:t>
       </w:r>
       <m:oMath>
+        <m:oMathPr>
+          <m:ctrlPr>
+            <w:rPr>
+              <w:sz w:val="28"/>
+              <w:szCs w:val="28"/>
+            </w:rPr>
+          </m:ctrlPr>
+        </m:oMathPr>
         <m:r>
           <m:rPr>
             <m:sty m:val="p"/>
@@ -21132,6 +22026,14 @@
         <w:t xml:space="preserve">，</w:t>
       </w:r>
       <m:oMath>
+        <m:oMathPr>
+          <m:ctrlPr>
+            <w:rPr>
+              <w:sz w:val="28"/>
+              <w:szCs w:val="28"/>
+            </w:rPr>
+          </m:ctrlPr>
+        </m:oMathPr>
         <m:sSup>
           <m:e>
             <m:r>
@@ -21188,6 +22090,14 @@
         <w:t xml:space="preserve">半反应：</w:t>
       </w:r>
       <m:oMath>
+        <m:oMathPr>
+          <m:ctrlPr>
+            <w:rPr>
+              <w:sz w:val="28"/>
+              <w:szCs w:val="28"/>
+            </w:rPr>
+          </m:ctrlPr>
+        </m:oMathPr>
         <m:r>
           <m:rPr>
             <m:sty m:val="p"/>
@@ -21366,6 +22276,14 @@
         <w:t xml:space="preserve">，</w:t>
       </w:r>
       <m:oMath>
+        <m:oMathPr>
+          <m:ctrlPr>
+            <w:rPr>
+              <w:sz w:val="28"/>
+              <w:szCs w:val="28"/>
+            </w:rPr>
+          </m:ctrlPr>
+        </m:oMathPr>
         <m:sSup>
           <m:e>
             <m:r>
@@ -21424,6 +22342,14 @@
         <w:t xml:space="preserve"> </w:t>
       </w:r>
       <m:oMath>
+        <m:oMathPr>
+          <m:ctrlPr>
+            <w:rPr>
+              <w:sz w:val="28"/>
+              <w:szCs w:val="28"/>
+            </w:rPr>
+          </m:ctrlPr>
+        </m:oMathPr>
         <m:sSup>
           <m:e>
             <m:r>
@@ -21633,8 +22559,8 @@
         </w:pict>
       </w:r>
     </w:p>
-    <w:bookmarkEnd w:id="27"/>
-    <w:bookmarkStart w:id="28" w:name="例-2-latimer-图-歧化判断"/>
+    <w:bookmarkEnd w:id="36"/>
+    <w:bookmarkStart w:id="37" w:name="例-2-latimer-图-歧化判断"/>
     <w:p>
       <w:pPr>
         <w:pStyle w:val="Heading3"/>
@@ -21702,6 +22628,12 @@
       <m:oMathPara>
         <m:oMathParaPr>
           <m:jc m:val="center"/>
+          <m:ctrlPr>
+            <w:rPr>
+              <w:sz w:val="28"/>
+              <w:szCs w:val="28"/>
+            </w:rPr>
+          </m:ctrlPr>
         </m:oMathParaPr>
         <m:oMath>
           <m:sSub>
@@ -22043,6 +22975,14 @@
         <w:t xml:space="preserve"> </w:t>
       </w:r>
       <m:oMath>
+        <m:oMathPr>
+          <m:ctrlPr>
+            <w:rPr>
+              <w:sz w:val="28"/>
+              <w:szCs w:val="28"/>
+            </w:rPr>
+          </m:ctrlPr>
+        </m:oMathPr>
         <m:sSup>
           <m:e>
             <m:r>
@@ -22188,6 +23128,14 @@
         <w:t xml:space="preserve">的歧化：</w:t>
       </w:r>
       <m:oMath>
+        <m:oMathPr>
+          <m:ctrlPr>
+            <w:rPr>
+              <w:sz w:val="28"/>
+              <w:szCs w:val="28"/>
+            </w:rPr>
+          </m:ctrlPr>
+        </m:oMathPr>
         <m:r>
           <m:t>3</m:t>
         </m:r>
@@ -22346,6 +23294,14 @@
         <w:t xml:space="preserve">I₂）：</w:t>
       </w:r>
       <m:oMath>
+        <m:oMathPr>
+          <m:ctrlPr>
+            <w:rPr>
+              <w:sz w:val="28"/>
+              <w:szCs w:val="28"/>
+            </w:rPr>
+          </m:ctrlPr>
+        </m:oMathPr>
         <m:r>
           <m:rPr>
             <m:sty m:val="p"/>
@@ -22486,6 +23442,14 @@
         <w:t xml:space="preserve">，</w:t>
       </w:r>
       <m:oMath>
+        <m:oMathPr>
+          <m:ctrlPr>
+            <w:rPr>
+              <w:sz w:val="28"/>
+              <w:szCs w:val="28"/>
+            </w:rPr>
+          </m:ctrlPr>
+        </m:oMathPr>
         <m:sSup>
           <m:e>
             <m:r>
@@ -22587,6 +23551,14 @@
         <w:t xml:space="preserve">IO₃⁻）：</w:t>
       </w:r>
       <m:oMath>
+        <m:oMathPr>
+          <m:ctrlPr>
+            <w:rPr>
+              <w:sz w:val="28"/>
+              <w:szCs w:val="28"/>
+            </w:rPr>
+          </m:ctrlPr>
+        </m:oMathPr>
         <m:r>
           <m:rPr>
             <m:sty m:val="p"/>
@@ -22735,6 +23707,14 @@
         <w:t xml:space="preserve">，</w:t>
       </w:r>
       <m:oMath>
+        <m:oMathPr>
+          <m:ctrlPr>
+            <w:rPr>
+              <w:sz w:val="28"/>
+              <w:szCs w:val="28"/>
+            </w:rPr>
+          </m:ctrlPr>
+        </m:oMathPr>
         <m:sSup>
           <m:e>
             <m:r>
@@ -22818,6 +23798,14 @@
         <w:t xml:space="preserve"> </w:t>
       </w:r>
       <m:oMath>
+        <m:oMathPr>
+          <m:ctrlPr>
+            <w:rPr>
+              <w:sz w:val="28"/>
+              <w:szCs w:val="28"/>
+            </w:rPr>
+          </m:ctrlPr>
+        </m:oMathPr>
         <m:r>
           <m:rPr>
             <m:sty m:val="p"/>
@@ -22917,6 +23905,14 @@
         <w:t xml:space="preserve">作为氧化剂（本身被还原）：</w:t>
       </w:r>
       <m:oMath>
+        <m:oMathPr>
+          <m:ctrlPr>
+            <w:rPr>
+              <w:sz w:val="28"/>
+              <w:szCs w:val="28"/>
+            </w:rPr>
+          </m:ctrlPr>
+        </m:oMathPr>
         <m:r>
           <m:rPr>
             <m:sty m:val="p"/>
@@ -22967,6 +23963,14 @@
         <w:t xml:space="preserve">，</w:t>
       </w:r>
       <m:oMath>
+        <m:oMathPr>
+          <m:ctrlPr>
+            <w:rPr>
+              <w:sz w:val="28"/>
+              <w:szCs w:val="28"/>
+            </w:rPr>
+          </m:ctrlPr>
+        </m:oMathPr>
         <m:sSup>
           <m:e>
             <m:r>
@@ -23017,6 +24021,14 @@
         <w:t xml:space="preserve">作为还原剂（本身被氧化）：</w:t>
       </w:r>
       <m:oMath>
+        <m:oMathPr>
+          <m:ctrlPr>
+            <w:rPr>
+              <w:sz w:val="28"/>
+              <w:szCs w:val="28"/>
+            </w:rPr>
+          </m:ctrlPr>
+        </m:oMathPr>
         <m:r>
           <m:rPr>
             <m:sty m:val="p"/>
@@ -23112,6 +24124,14 @@
         <w:pStyle w:val="BodyText"/>
       </w:pPr>
       <m:oMath>
+        <m:oMathPr>
+          <m:ctrlPr>
+            <w:rPr>
+              <w:sz w:val="28"/>
+              <w:szCs w:val="28"/>
+            </w:rPr>
+          </m:ctrlPr>
+        </m:oMathPr>
         <m:r>
           <m:rPr>
             <m:sty m:val="p"/>
@@ -23182,6 +24202,14 @@
         <w:t xml:space="preserve"> </w:t>
       </w:r>
       <m:oMath>
+        <m:oMathPr>
+          <m:ctrlPr>
+            <w:rPr>
+              <w:sz w:val="28"/>
+              <w:szCs w:val="28"/>
+            </w:rPr>
+          </m:ctrlPr>
+        </m:oMathPr>
         <m:sSup>
           <m:e>
             <m:r>
@@ -23232,6 +24260,14 @@
         <w:t xml:space="preserve"> </w:t>
       </w:r>
       <m:oMath>
+        <m:oMathPr>
+          <m:ctrlPr>
+            <w:rPr>
+              <w:sz w:val="28"/>
+              <w:szCs w:val="28"/>
+            </w:rPr>
+          </m:ctrlPr>
+        </m:oMathPr>
         <m:r>
           <m:rPr>
             <m:sty m:val="p"/>
@@ -23302,6 +24338,14 @@
         <w:t xml:space="preserve"> </w:t>
       </w:r>
       <m:oMath>
+        <m:oMathPr>
+          <m:ctrlPr>
+            <w:rPr>
+              <w:sz w:val="28"/>
+              <w:szCs w:val="28"/>
+            </w:rPr>
+          </m:ctrlPr>
+        </m:oMathPr>
         <m:sSup>
           <m:e>
             <m:r>
@@ -23363,6 +24407,14 @@
         <w:t xml:space="preserve"> </w:t>
       </w:r>
       <m:oMath>
+        <m:oMathPr>
+          <m:ctrlPr>
+            <w:rPr>
+              <w:sz w:val="28"/>
+              <w:szCs w:val="28"/>
+            </w:rPr>
+          </m:ctrlPr>
+        </m:oMathPr>
         <m:r>
           <m:rPr>
             <m:sty m:val="p"/>
@@ -23557,6 +24609,14 @@
         <w:t xml:space="preserve"> </w:t>
       </w:r>
       <m:oMath>
+        <m:oMathPr>
+          <m:ctrlPr>
+            <w:rPr>
+              <w:sz w:val="28"/>
+              <w:szCs w:val="28"/>
+            </w:rPr>
+          </m:ctrlPr>
+        </m:oMathPr>
         <m:sSup>
           <m:e>
             <m:r>
@@ -23647,6 +24707,14 @@
         <w:pStyle w:val="BodyText"/>
       </w:pPr>
       <m:oMath>
+        <m:oMathPr>
+          <m:ctrlPr>
+            <w:rPr>
+              <w:sz w:val="28"/>
+              <w:szCs w:val="28"/>
+            </w:rPr>
+          </m:ctrlPr>
+        </m:oMathPr>
         <m:r>
           <m:rPr>
             <m:sty m:val="p"/>
@@ -23783,6 +24851,14 @@
         <w:t xml:space="preserve">作为氧化剂：</w:t>
       </w:r>
       <m:oMath>
+        <m:oMathPr>
+          <m:ctrlPr>
+            <w:rPr>
+              <w:sz w:val="28"/>
+              <w:szCs w:val="28"/>
+            </w:rPr>
+          </m:ctrlPr>
+        </m:oMathPr>
         <m:r>
           <m:rPr>
             <m:sty m:val="p"/>
@@ -23836,6 +24912,14 @@
         <w:t xml:space="preserve"> </w:t>
       </w:r>
       <m:oMath>
+        <m:oMathPr>
+          <m:ctrlPr>
+            <w:rPr>
+              <w:sz w:val="28"/>
+              <w:szCs w:val="28"/>
+            </w:rPr>
+          </m:ctrlPr>
+        </m:oMathPr>
         <m:sSub>
           <m:e>
             <m:r>
@@ -23890,6 +24974,14 @@
         <w:t xml:space="preserve">作为还原剂：</w:t>
       </w:r>
       <m:oMath>
+        <m:oMathPr>
+          <m:ctrlPr>
+            <w:rPr>
+              <w:sz w:val="28"/>
+              <w:szCs w:val="28"/>
+            </w:rPr>
+          </m:ctrlPr>
+        </m:oMathPr>
         <m:r>
           <m:rPr>
             <m:sty m:val="p"/>
@@ -24038,6 +25130,14 @@
         <w:pStyle w:val="BodyText"/>
       </w:pPr>
       <m:oMath>
+        <m:oMathPr>
+          <m:ctrlPr>
+            <w:rPr>
+              <w:sz w:val="28"/>
+              <w:szCs w:val="28"/>
+            </w:rPr>
+          </m:ctrlPr>
+        </m:oMathPr>
         <m:r>
           <m:rPr>
             <m:sty m:val="p"/>
@@ -24167,6 +25267,14 @@
         <w:t xml:space="preserve">右箭头（</w:t>
       </w:r>
       <m:oMath>
+        <m:oMathPr>
+          <m:ctrlPr>
+            <w:rPr>
+              <w:sz w:val="28"/>
+              <w:szCs w:val="28"/>
+            </w:rPr>
+          </m:ctrlPr>
+        </m:oMathPr>
         <m:r>
           <m:rPr>
             <m:sty m:val="p"/>
@@ -24217,6 +25325,14 @@
         <w:t xml:space="preserve">）：</w:t>
       </w:r>
       <m:oMath>
+        <m:oMathPr>
+          <m:ctrlPr>
+            <w:rPr>
+              <w:sz w:val="28"/>
+              <w:szCs w:val="28"/>
+            </w:rPr>
+          </m:ctrlPr>
+        </m:oMathPr>
         <m:sSup>
           <m:e>
             <m:r>
@@ -24292,6 +25408,14 @@
         <w:t xml:space="preserve">左箭头（</w:t>
       </w:r>
       <m:oMath>
+        <m:oMathPr>
+          <m:ctrlPr>
+            <w:rPr>
+              <w:sz w:val="28"/>
+              <w:szCs w:val="28"/>
+            </w:rPr>
+          </m:ctrlPr>
+        </m:oMathPr>
         <m:r>
           <m:rPr>
             <m:sty m:val="p"/>
@@ -24359,6 +25483,14 @@
         <w:t xml:space="preserve"> </w:t>
       </w:r>
       <m:oMath>
+        <m:oMathPr>
+          <m:ctrlPr>
+            <w:rPr>
+              <w:sz w:val="28"/>
+              <w:szCs w:val="28"/>
+            </w:rPr>
+          </m:ctrlPr>
+        </m:oMathPr>
         <m:r>
           <m:rPr>
             <m:sty m:val="p"/>
@@ -24429,6 +25561,14 @@
         <w:t xml:space="preserve"> </w:t>
       </w:r>
       <m:oMath>
+        <m:oMathPr>
+          <m:ctrlPr>
+            <w:rPr>
+              <w:sz w:val="28"/>
+              <w:szCs w:val="28"/>
+            </w:rPr>
+          </m:ctrlPr>
+        </m:oMathPr>
         <m:sSup>
           <m:e>
             <m:r>
@@ -24479,6 +25619,14 @@
         <w:t xml:space="preserve"> </w:t>
       </w:r>
       <m:oMath>
+        <m:oMathPr>
+          <m:ctrlPr>
+            <w:rPr>
+              <w:sz w:val="28"/>
+              <w:szCs w:val="28"/>
+            </w:rPr>
+          </m:ctrlPr>
+        </m:oMathPr>
         <m:r>
           <m:rPr>
             <m:sty m:val="p"/>
@@ -24549,6 +25697,14 @@
         <w:t xml:space="preserve"> </w:t>
       </w:r>
       <m:oMath>
+        <m:oMathPr>
+          <m:ctrlPr>
+            <w:rPr>
+              <w:sz w:val="28"/>
+              <w:szCs w:val="28"/>
+            </w:rPr>
+          </m:ctrlPr>
+        </m:oMathPr>
         <m:sSup>
           <m:e>
             <m:r>
@@ -24626,6 +25782,14 @@
         <w:t xml:space="preserve"> </w:t>
       </w:r>
       <m:oMath>
+        <m:oMathPr>
+          <m:ctrlPr>
+            <w:rPr>
+              <w:sz w:val="28"/>
+              <w:szCs w:val="28"/>
+            </w:rPr>
+          </m:ctrlPr>
+        </m:oMathPr>
         <m:r>
           <m:rPr>
             <m:sty m:val="p"/>
@@ -24835,6 +25999,14 @@
         <w:t xml:space="preserve">IO₃⁻：</w:t>
       </w:r>
       <m:oMath>
+        <m:oMathPr>
+          <m:ctrlPr>
+            <w:rPr>
+              <w:sz w:val="28"/>
+              <w:szCs w:val="28"/>
+            </w:rPr>
+          </m:ctrlPr>
+        </m:oMathPr>
         <m:r>
           <m:t>3</m:t>
         </m:r>
@@ -24991,6 +26163,14 @@
         <w:t xml:space="preserve">配平：</w:t>
       </w:r>
       <m:oMath>
+        <m:oMathPr>
+          <m:ctrlPr>
+            <w:rPr>
+              <w:sz w:val="28"/>
+              <w:szCs w:val="28"/>
+            </w:rPr>
+          </m:ctrlPr>
+        </m:oMathPr>
         <m:r>
           <m:t>3</m:t>
         </m:r>
@@ -25187,6 +26367,14 @@
         <w:t xml:space="preserve"> </w:t>
       </w:r>
       <m:oMath>
+        <m:oMathPr>
+          <m:ctrlPr>
+            <w:rPr>
+              <w:sz w:val="28"/>
+              <w:szCs w:val="28"/>
+            </w:rPr>
+          </m:ctrlPr>
+        </m:oMathPr>
         <m:r>
           <m:rPr>
             <m:sty m:val="p"/>
@@ -25343,6 +26531,14 @@
         <w:t xml:space="preserve"> </w:t>
       </w:r>
       <m:oMath>
+        <m:oMathPr>
+          <m:ctrlPr>
+            <w:rPr>
+              <w:sz w:val="28"/>
+              <w:szCs w:val="28"/>
+            </w:rPr>
+          </m:ctrlPr>
+        </m:oMathPr>
         <m:r>
           <m:rPr>
             <m:sty m:val="p"/>
@@ -25579,6 +26775,14 @@
         <w:t xml:space="preserve"> </w:t>
       </w:r>
       <m:oMath>
+        <m:oMathPr>
+          <m:ctrlPr>
+            <w:rPr>
+              <w:sz w:val="28"/>
+              <w:szCs w:val="28"/>
+            </w:rPr>
+          </m:ctrlPr>
+        </m:oMathPr>
         <m:r>
           <m:rPr>
             <m:sty m:val="p"/>
@@ -25731,6 +26935,14 @@
         <w:t xml:space="preserve">（</w:t>
       </w:r>
       <m:oMath>
+        <m:oMathPr>
+          <m:ctrlPr>
+            <w:rPr>
+              <w:sz w:val="28"/>
+              <w:szCs w:val="28"/>
+            </w:rPr>
+          </m:ctrlPr>
+        </m:oMathPr>
         <m:sSup>
           <m:e>
             <m:r>
@@ -25798,6 +27010,14 @@
         <w:t xml:space="preserve">图：</w:t>
       </w:r>
       <m:oMath>
+        <m:oMathPr>
+          <m:ctrlPr>
+            <w:rPr>
+              <w:sz w:val="28"/>
+              <w:szCs w:val="28"/>
+            </w:rPr>
+          </m:ctrlPr>
+        </m:oMathPr>
         <m:r>
           <m:rPr>
             <m:sty m:val="p"/>
@@ -25868,6 +27088,14 @@
         <w:t xml:space="preserve"> </w:t>
       </w:r>
       <m:oMath>
+        <m:oMathPr>
+          <m:ctrlPr>
+            <w:rPr>
+              <w:sz w:val="28"/>
+              <w:szCs w:val="28"/>
+            </w:rPr>
+          </m:ctrlPr>
+        </m:oMathPr>
         <m:sSup>
           <m:e>
             <m:r>
@@ -25938,6 +27166,14 @@
         <w:t xml:space="preserve"> </w:t>
       </w:r>
       <m:oMath>
+        <m:oMathPr>
+          <m:ctrlPr>
+            <w:rPr>
+              <w:sz w:val="28"/>
+              <w:szCs w:val="28"/>
+            </w:rPr>
+          </m:ctrlPr>
+        </m:oMathPr>
         <m:r>
           <m:rPr>
             <m:sty m:val="p"/>
@@ -26011,6 +27247,14 @@
         <w:t xml:space="preserve"> </w:t>
       </w:r>
       <m:oMath>
+        <m:oMathPr>
+          <m:ctrlPr>
+            <w:rPr>
+              <w:sz w:val="28"/>
+              <w:szCs w:val="28"/>
+            </w:rPr>
+          </m:ctrlPr>
+        </m:oMathPr>
         <m:r>
           <m:rPr>
             <m:sty m:val="p"/>
@@ -26048,6 +27292,14 @@
         <w:t xml:space="preserve">歧化反应的总电势：</w:t>
       </w:r>
       <m:oMath>
+        <m:oMathPr>
+          <m:ctrlPr>
+            <w:rPr>
+              <w:sz w:val="28"/>
+              <w:szCs w:val="28"/>
+            </w:rPr>
+          </m:ctrlPr>
+        </m:oMathPr>
         <m:sSubSup>
           <m:e>
             <m:r>
@@ -26235,6 +27487,14 @@
         <w:t xml:space="preserve">的歧化：</w:t>
       </w:r>
       <m:oMath>
+        <m:oMathPr>
+          <m:ctrlPr>
+            <w:rPr>
+              <w:sz w:val="28"/>
+              <w:szCs w:val="28"/>
+            </w:rPr>
+          </m:ctrlPr>
+        </m:oMathPr>
         <m:sSub>
           <m:e>
             <m:r>
@@ -26389,6 +27649,14 @@
         <w:t xml:space="preserve"> </w:t>
       </w:r>
       <m:oMath>
+        <m:oMathPr>
+          <m:ctrlPr>
+            <w:rPr>
+              <w:sz w:val="28"/>
+              <w:szCs w:val="28"/>
+            </w:rPr>
+          </m:ctrlPr>
+        </m:oMathPr>
         <m:r>
           <m:rPr>
             <m:sty m:val="p"/>
@@ -26504,6 +27772,14 @@
         <w:t xml:space="preserve">作为氧化剂：</w:t>
       </w:r>
       <m:oMath>
+        <m:oMathPr>
+          <m:ctrlPr>
+            <w:rPr>
+              <w:sz w:val="28"/>
+              <w:szCs w:val="28"/>
+            </w:rPr>
+          </m:ctrlPr>
+        </m:oMathPr>
         <m:sSub>
           <m:e>
             <m:r>
@@ -26590,6 +27866,14 @@
         <w:t xml:space="preserve">，</w:t>
       </w:r>
       <m:oMath>
+        <m:oMathPr>
+          <m:ctrlPr>
+            <w:rPr>
+              <w:sz w:val="28"/>
+              <w:szCs w:val="28"/>
+            </w:rPr>
+          </m:ctrlPr>
+        </m:oMathPr>
         <m:sSup>
           <m:e>
             <m:r>
@@ -26659,6 +27943,14 @@
         <w:t xml:space="preserve">作为还原剂：</w:t>
       </w:r>
       <m:oMath>
+        <m:oMathPr>
+          <m:ctrlPr>
+            <w:rPr>
+              <w:sz w:val="28"/>
+              <w:szCs w:val="28"/>
+            </w:rPr>
+          </m:ctrlPr>
+        </m:oMathPr>
         <m:sSub>
           <m:e>
             <m:r>
@@ -26715,6 +28007,14 @@
         <w:t xml:space="preserve">，使用左箭头反向：</w:t>
       </w:r>
       <m:oMath>
+        <m:oMathPr>
+          <m:ctrlPr>
+            <w:rPr>
+              <w:sz w:val="28"/>
+              <w:szCs w:val="28"/>
+            </w:rPr>
+          </m:ctrlPr>
+        </m:oMathPr>
         <m:r>
           <m:rPr>
             <m:sty m:val="p"/>
@@ -26771,6 +28071,14 @@
         <w:t xml:space="preserve"> </w:t>
       </w:r>
       <m:oMath>
+        <m:oMathPr>
+          <m:ctrlPr>
+            <w:rPr>
+              <w:sz w:val="28"/>
+              <w:szCs w:val="28"/>
+            </w:rPr>
+          </m:ctrlPr>
+        </m:oMathPr>
         <m:r>
           <m:rPr>
             <m:sty m:val="p"/>
@@ -26802,6 +28110,14 @@
         <w:pStyle w:val="BodyText"/>
       </w:pPr>
       <m:oMath>
+        <m:oMathPr>
+          <m:ctrlPr>
+            <w:rPr>
+              <w:sz w:val="28"/>
+              <w:szCs w:val="28"/>
+            </w:rPr>
+          </m:ctrlPr>
+        </m:oMathPr>
         <m:sSub>
           <m:e>
             <m:r>
@@ -26957,6 +28273,14 @@
         <w:t xml:space="preserve"> </w:t>
       </w:r>
       <m:oMath>
+        <m:oMathPr>
+          <m:ctrlPr>
+            <w:rPr>
+              <w:sz w:val="28"/>
+              <w:szCs w:val="28"/>
+            </w:rPr>
+          </m:ctrlPr>
+        </m:oMathPr>
         <m:sSub>
           <m:e>
             <m:r>
@@ -27060,6 +28384,14 @@
         <w:t xml:space="preserve"> </w:t>
       </w:r>
       <m:oMath>
+        <m:oMathPr>
+          <m:ctrlPr>
+            <w:rPr>
+              <w:sz w:val="28"/>
+              <w:szCs w:val="28"/>
+            </w:rPr>
+          </m:ctrlPr>
+        </m:oMathPr>
         <m:sSubSup>
           <m:e>
             <m:r>
@@ -27334,6 +28666,14 @@
         </w:numPr>
       </w:pPr>
       <m:oMath>
+        <m:oMathPr>
+          <m:ctrlPr>
+            <w:rPr>
+              <w:sz w:val="28"/>
+              <w:szCs w:val="28"/>
+            </w:rPr>
+          </m:ctrlPr>
+        </m:oMathPr>
         <m:r>
           <m:rPr>
             <m:sty m:val="p"/>
@@ -27432,6 +28772,14 @@
         <w:pStyle w:val="FirstParagraph"/>
       </w:pPr>
       <m:oMath>
+        <m:oMathPr>
+          <m:ctrlPr>
+            <w:rPr>
+              <w:sz w:val="28"/>
+              <w:szCs w:val="28"/>
+            </w:rPr>
+          </m:ctrlPr>
+        </m:oMathPr>
         <m:r>
           <m:rPr>
             <m:sty m:val="p"/>
@@ -27627,6 +28975,14 @@
         <w:t xml:space="preserve">1：</w:t>
       </w:r>
       <m:oMath>
+        <m:oMathPr>
+          <m:ctrlPr>
+            <w:rPr>
+              <w:sz w:val="28"/>
+              <w:szCs w:val="28"/>
+            </w:rPr>
+          </m:ctrlPr>
+        </m:oMathPr>
         <m:r>
           <m:rPr>
             <m:sty m:val="p"/>
@@ -27778,6 +29134,14 @@
         <w:t xml:space="preserve">第一步（</w:t>
       </w:r>
       <m:oMath>
+        <m:oMathPr>
+          <m:ctrlPr>
+            <w:rPr>
+              <w:sz w:val="28"/>
+              <w:szCs w:val="28"/>
+            </w:rPr>
+          </m:ctrlPr>
+        </m:oMathPr>
         <m:r>
           <m:rPr>
             <m:sty m:val="p"/>
@@ -27851,6 +29215,14 @@
         <w:t xml:space="preserve">4e⁻，</w:t>
       </w:r>
       <m:oMath>
+        <m:oMathPr>
+          <m:ctrlPr>
+            <w:rPr>
+              <w:sz w:val="28"/>
+              <w:szCs w:val="28"/>
+            </w:rPr>
+          </m:ctrlPr>
+        </m:oMathPr>
         <m:r>
           <m:rPr>
             <m:sty m:val="p"/>
@@ -27928,6 +29300,14 @@
         <w:t xml:space="preserve">第二步（</w:t>
       </w:r>
       <m:oMath>
+        <m:oMathPr>
+          <m:ctrlPr>
+            <w:rPr>
+              <w:sz w:val="28"/>
+              <w:szCs w:val="28"/>
+            </w:rPr>
+          </m:ctrlPr>
+        </m:oMathPr>
         <m:r>
           <m:rPr>
             <m:sty m:val="p"/>
@@ -28008,6 +29388,14 @@
         <w:t xml:space="preserve">1e⁻，</w:t>
       </w:r>
       <m:oMath>
+        <m:oMathPr>
+          <m:ctrlPr>
+            <w:rPr>
+              <w:sz w:val="28"/>
+              <w:szCs w:val="28"/>
+            </w:rPr>
+          </m:ctrlPr>
+        </m:oMathPr>
         <m:r>
           <m:rPr>
             <m:sty m:val="p"/>
@@ -28078,6 +29466,14 @@
         <w:pStyle w:val="BodyText"/>
       </w:pPr>
       <m:oMath>
+        <m:oMathPr>
+          <m:ctrlPr>
+            <w:rPr>
+              <w:sz w:val="28"/>
+              <w:szCs w:val="28"/>
+            </w:rPr>
+          </m:ctrlPr>
+        </m:oMathPr>
         <m:r>
           <m:rPr>
             <m:sty m:val="p"/>
@@ -28155,6 +29551,14 @@
         <w:pStyle w:val="BodyText"/>
       </w:pPr>
       <m:oMath>
+        <m:oMathPr>
+          <m:ctrlPr>
+            <w:rPr>
+              <w:sz w:val="28"/>
+              <w:szCs w:val="28"/>
+            </w:rPr>
+          </m:ctrlPr>
+        </m:oMathPr>
         <m:sSubSup>
           <m:e>
             <m:r>
@@ -28288,8 +29692,8 @@
         </w:pict>
       </w:r>
     </w:p>
-    <w:bookmarkEnd w:id="28"/>
-    <w:bookmarkStart w:id="29" w:name="例-3-元素推断综合物理化学定量"/>
+    <w:bookmarkEnd w:id="37"/>
+    <w:bookmarkStart w:id="38" w:name="例-3-元素推断综合物理化学定量"/>
     <w:p>
       <w:pPr>
         <w:pStyle w:val="Heading3"/>
@@ -28719,6 +30123,14 @@
         <w:t xml:space="preserve"> </w:t>
       </w:r>
       <m:oMath>
+        <m:oMathPr>
+          <m:ctrlPr>
+            <w:rPr>
+              <w:sz w:val="28"/>
+              <w:szCs w:val="28"/>
+            </w:rPr>
+          </m:ctrlPr>
+        </m:oMathPr>
         <m:r>
           <m:rPr>
             <m:sty m:val="p"/>
@@ -28903,6 +30315,14 @@
         <w:t xml:space="preserve"> </w:t>
       </w:r>
       <m:oMath>
+        <m:oMathPr>
+          <m:ctrlPr>
+            <w:rPr>
+              <w:sz w:val="28"/>
+              <w:szCs w:val="28"/>
+            </w:rPr>
+          </m:ctrlPr>
+        </m:oMathPr>
         <m:r>
           <m:rPr>
             <m:sty m:val="p"/>
@@ -29162,6 +30582,14 @@
         <w:t xml:space="preserve"> </w:t>
       </w:r>
       <m:oMath>
+        <m:oMathPr>
+          <m:ctrlPr>
+            <w:rPr>
+              <w:sz w:val="28"/>
+              <w:szCs w:val="28"/>
+            </w:rPr>
+          </m:ctrlPr>
+        </m:oMathPr>
         <m:r>
           <m:rPr>
             <m:sty m:val="p"/>
@@ -29343,6 +30771,14 @@
         <w:t xml:space="preserve"> </w:t>
       </w:r>
       <m:oMath>
+        <m:oMathPr>
+          <m:ctrlPr>
+            <w:rPr>
+              <w:sz w:val="28"/>
+              <w:szCs w:val="28"/>
+            </w:rPr>
+          </m:ctrlPr>
+        </m:oMathPr>
         <m:r>
           <m:rPr>
             <m:sty m:val="p"/>
@@ -29452,6 +30888,14 @@
         <w:t xml:space="preserve">验证质量减少：</w:t>
       </w:r>
       <m:oMath>
+        <m:oMathPr>
+          <m:ctrlPr>
+            <w:rPr>
+              <w:sz w:val="28"/>
+              <w:szCs w:val="28"/>
+            </w:rPr>
+          </m:ctrlPr>
+        </m:oMathPr>
         <m:r>
           <m:rPr>
             <m:sty m:val="p"/>
@@ -29611,6 +31055,14 @@
         <w:t xml:space="preserve">：</w:t>
       </w:r>
       <m:oMath>
+        <m:oMathPr>
+          <m:ctrlPr>
+            <w:rPr>
+              <w:sz w:val="28"/>
+              <w:szCs w:val="28"/>
+            </w:rPr>
+          </m:ctrlPr>
+        </m:oMathPr>
         <m:r>
           <m:t>M</m:t>
         </m:r>
@@ -29669,6 +31121,14 @@
         <w:t xml:space="preserve">：</w:t>
       </w:r>
       <m:oMath>
+        <m:oMathPr>
+          <m:ctrlPr>
+            <w:rPr>
+              <w:sz w:val="28"/>
+              <w:szCs w:val="28"/>
+            </w:rPr>
+          </m:ctrlPr>
+        </m:oMathPr>
         <m:r>
           <m:t>M</m:t>
         </m:r>
@@ -29694,6 +31154,14 @@
         <w:t xml:space="preserve">质量变化：</w:t>
       </w:r>
       <m:oMath>
+        <m:oMathPr>
+          <m:ctrlPr>
+            <w:rPr>
+              <w:sz w:val="28"/>
+              <w:szCs w:val="28"/>
+            </w:rPr>
+          </m:ctrlPr>
+        </m:oMathPr>
         <m:r>
           <m:t>2</m:t>
         </m:r>
@@ -29740,6 +31208,14 @@
         <w:t xml:space="preserve"> </w:t>
       </w:r>
       <m:oMath>
+        <m:oMathPr>
+          <m:ctrlPr>
+            <w:rPr>
+              <w:sz w:val="28"/>
+              <w:szCs w:val="28"/>
+            </w:rPr>
+          </m:ctrlPr>
+        </m:oMathPr>
         <m:r>
           <m:rPr>
             <m:sty m:val="p"/>
@@ -29834,6 +31310,14 @@
         <w:t xml:space="preserve">检查其他可能：</w:t>
       </w:r>
       <m:oMath>
+        <m:oMathPr>
+          <m:ctrlPr>
+            <w:rPr>
+              <w:sz w:val="28"/>
+              <w:szCs w:val="28"/>
+            </w:rPr>
+          </m:ctrlPr>
+        </m:oMathPr>
         <m:r>
           <m:rPr>
             <m:sty m:val="p"/>
@@ -30006,6 +31490,14 @@
         <w:pStyle w:val="BodyText"/>
       </w:pPr>
       <m:oMath>
+        <m:oMathPr>
+          <m:ctrlPr>
+            <w:rPr>
+              <w:sz w:val="28"/>
+              <w:szCs w:val="28"/>
+            </w:rPr>
+          </m:ctrlPr>
+        </m:oMathPr>
         <m:r>
           <m:rPr>
             <m:sty m:val="p"/>
@@ -30215,6 +31707,14 @@
         <w:t xml:space="preserve">：</w:t>
       </w:r>
       <m:oMath>
+        <m:oMathPr>
+          <m:ctrlPr>
+            <w:rPr>
+              <w:sz w:val="28"/>
+              <w:szCs w:val="28"/>
+            </w:rPr>
+          </m:ctrlPr>
+        </m:oMathPr>
         <m:r>
           <m:t>M</m:t>
         </m:r>
@@ -30283,6 +31783,14 @@
         <w:t xml:space="preserve">（</w:t>
       </w:r>
       <m:oMath>
+        <m:oMathPr>
+          <m:ctrlPr>
+            <w:rPr>
+              <w:sz w:val="28"/>
+              <w:szCs w:val="28"/>
+            </w:rPr>
+          </m:ctrlPr>
+        </m:oMathPr>
         <m:r>
           <m:t>M</m:t>
         </m:r>
@@ -30705,6 +32213,14 @@
         <w:t xml:space="preserve"> </w:t>
       </w:r>
       <m:oMath>
+        <m:oMathPr>
+          <m:ctrlPr>
+            <w:rPr>
+              <w:sz w:val="28"/>
+              <w:szCs w:val="28"/>
+            </w:rPr>
+          </m:ctrlPr>
+        </m:oMathPr>
         <m:r>
           <m:rPr>
             <m:sty m:val="p"/>
@@ -30885,6 +32401,14 @@
         <w:t xml:space="preserve"> </w:t>
       </w:r>
       <m:oMath>
+        <m:oMathPr>
+          <m:ctrlPr>
+            <w:rPr>
+              <w:sz w:val="28"/>
+              <w:szCs w:val="28"/>
+            </w:rPr>
+          </m:ctrlPr>
+        </m:oMathPr>
         <m:r>
           <m:rPr>
             <m:sty m:val="p"/>
@@ -31070,6 +32594,14 @@
         <w:t xml:space="preserve"> </w:t>
       </w:r>
       <m:oMath>
+        <m:oMathPr>
+          <m:ctrlPr>
+            <w:rPr>
+              <w:sz w:val="28"/>
+              <w:szCs w:val="28"/>
+            </w:rPr>
+          </m:ctrlPr>
+        </m:oMathPr>
         <m:r>
           <m:rPr>
             <m:sty m:val="p"/>
@@ -31255,6 +32787,14 @@
         <w:t xml:space="preserve"> </w:t>
       </w:r>
       <m:oMath>
+        <m:oMathPr>
+          <m:ctrlPr>
+            <w:rPr>
+              <w:sz w:val="28"/>
+              <w:szCs w:val="28"/>
+            </w:rPr>
+          </m:ctrlPr>
+        </m:oMathPr>
         <m:r>
           <m:rPr>
             <m:sty m:val="p"/>
@@ -31518,6 +33058,14 @@
         <w:t xml:space="preserve"> </w:t>
       </w:r>
       <m:oMath>
+        <m:oMathPr>
+          <m:ctrlPr>
+            <w:rPr>
+              <w:sz w:val="28"/>
+              <w:szCs w:val="28"/>
+            </w:rPr>
+          </m:ctrlPr>
+        </m:oMathPr>
         <m:r>
           <m:rPr>
             <m:sty m:val="p"/>
@@ -31714,6 +33262,14 @@
         <w:t xml:space="preserve">（</w:t>
       </w:r>
       <m:oMath>
+        <m:oMathPr>
+          <m:ctrlPr>
+            <w:rPr>
+              <w:sz w:val="28"/>
+              <w:szCs w:val="28"/>
+            </w:rPr>
+          </m:ctrlPr>
+        </m:oMathPr>
         <m:r>
           <m:t>2</m:t>
         </m:r>
@@ -31784,6 +33340,14 @@
         <w:t xml:space="preserve">（</w:t>
       </w:r>
       <m:oMath>
+        <m:oMathPr>
+          <m:ctrlPr>
+            <w:rPr>
+              <w:sz w:val="28"/>
+              <w:szCs w:val="28"/>
+            </w:rPr>
+          </m:ctrlPr>
+        </m:oMathPr>
         <m:r>
           <m:t>143.09</m:t>
         </m:r>
@@ -31807,6 +33371,14 @@
         <w:t xml:space="preserve"> </w:t>
       </w:r>
       <m:oMath>
+        <m:oMathPr>
+          <m:ctrlPr>
+            <w:rPr>
+              <w:sz w:val="28"/>
+              <w:szCs w:val="28"/>
+            </w:rPr>
+          </m:ctrlPr>
+        </m:oMathPr>
         <m:r>
           <m:rPr>
             <m:sty m:val="p"/>
@@ -31924,6 +33496,14 @@
         <w:t xml:space="preserve">CuO）：</w:t>
       </w:r>
       <m:oMath>
+        <m:oMathPr>
+          <m:ctrlPr>
+            <w:rPr>
+              <w:sz w:val="28"/>
+              <w:szCs w:val="28"/>
+            </w:rPr>
+          </m:ctrlPr>
+        </m:oMathPr>
         <m:r>
           <m:rPr>
             <m:sty m:val="p"/>
@@ -32143,8 +33723,8 @@
         </w:pict>
       </w:r>
     </w:p>
-    <w:bookmarkEnd w:id="29"/>
-    <w:bookmarkStart w:id="30" w:name="例-4-frost-图分析"/>
+    <w:bookmarkEnd w:id="38"/>
+    <w:bookmarkStart w:id="39" w:name="例-4-frost-图分析"/>
     <w:p>
       <w:pPr>
         <w:pStyle w:val="Heading3"/>
@@ -32249,6 +33829,14 @@
         <w:t xml:space="preserve">），Mn³⁺（</w:t>
       </w:r>
       <m:oMath>
+        <m:oMathPr>
+          <m:ctrlPr>
+            <w:rPr>
+              <w:sz w:val="28"/>
+              <w:szCs w:val="28"/>
+            </w:rPr>
+          </m:ctrlPr>
+        </m:oMathPr>
         <m:r>
           <m:t>n</m:t>
         </m:r>
@@ -32299,6 +33887,14 @@
         <w:t xml:space="preserve">上方），MnO₂（</w:t>
       </w:r>
       <m:oMath>
+        <m:oMathPr>
+          <m:ctrlPr>
+            <w:rPr>
+              <w:sz w:val="28"/>
+              <w:szCs w:val="28"/>
+            </w:rPr>
+          </m:ctrlPr>
+        </m:oMathPr>
         <m:r>
           <m:t>n</m:t>
         </m:r>
@@ -32340,6 +33936,14 @@
         <w:t xml:space="preserve">），MnO₄²⁻（</w:t>
       </w:r>
       <m:oMath>
+        <m:oMathPr>
+          <m:ctrlPr>
+            <w:rPr>
+              <w:sz w:val="28"/>
+              <w:szCs w:val="28"/>
+            </w:rPr>
+          </m:ctrlPr>
+        </m:oMathPr>
         <m:r>
           <m:t>n</m:t>
         </m:r>
@@ -32381,6 +33985,14 @@
         <w:t xml:space="preserve">），MnO₄⁻（</w:t>
       </w:r>
       <m:oMath>
+        <m:oMathPr>
+          <m:ctrlPr>
+            <w:rPr>
+              <w:sz w:val="28"/>
+              <w:szCs w:val="28"/>
+            </w:rPr>
+          </m:ctrlPr>
+        </m:oMathPr>
         <m:r>
           <m:t>n</m:t>
         </m:r>
@@ -32527,6 +34139,14 @@
         <w:t xml:space="preserve">图上，Mn³⁺（</w:t>
       </w:r>
       <m:oMath>
+        <m:oMathPr>
+          <m:ctrlPr>
+            <w:rPr>
+              <w:sz w:val="28"/>
+              <w:szCs w:val="28"/>
+            </w:rPr>
+          </m:ctrlPr>
+        </m:oMathPr>
         <m:r>
           <m:t>n</m:t>
         </m:r>
@@ -32621,6 +34241,14 @@
         <w:t xml:space="preserve">MnO₂（</w:t>
       </w:r>
       <m:oMath>
+        <m:oMathPr>
+          <m:ctrlPr>
+            <w:rPr>
+              <w:sz w:val="28"/>
+              <w:szCs w:val="28"/>
+            </w:rPr>
+          </m:ctrlPr>
+        </m:oMathPr>
         <m:r>
           <m:t>n</m:t>
         </m:r>
@@ -32807,6 +34435,14 @@
         <w:t xml:space="preserve">处插值：</w:t>
       </w:r>
       <m:oMath>
+        <m:oMathPr>
+          <m:ctrlPr>
+            <w:rPr>
+              <w:sz w:val="28"/>
+              <w:szCs w:val="28"/>
+            </w:rPr>
+          </m:ctrlPr>
+        </m:oMathPr>
         <m:r>
           <m:t>y</m:t>
         </m:r>
@@ -32890,6 +34526,14 @@
         <w:t xml:space="preserve"> </w:t>
       </w:r>
       <m:oMath>
+        <m:oMathPr>
+          <m:ctrlPr>
+            <w:rPr>
+              <w:sz w:val="28"/>
+              <w:szCs w:val="28"/>
+            </w:rPr>
+          </m:ctrlPr>
+        </m:oMathPr>
         <m:r>
           <m:t>n</m:t>
         </m:r>
@@ -33005,6 +34649,14 @@
         <w:t xml:space="preserve"> </w:t>
       </w:r>
       <m:oMath>
+        <m:oMathPr>
+          <m:ctrlPr>
+            <w:rPr>
+              <w:sz w:val="28"/>
+              <w:szCs w:val="28"/>
+            </w:rPr>
+          </m:ctrlPr>
+        </m:oMathPr>
         <m:r>
           <m:t>n</m:t>
         </m:r>
@@ -33075,6 +34727,14 @@
         <w:t xml:space="preserve"> </w:t>
       </w:r>
       <m:oMath>
+        <m:oMathPr>
+          <m:ctrlPr>
+            <w:rPr>
+              <w:sz w:val="28"/>
+              <w:szCs w:val="28"/>
+            </w:rPr>
+          </m:ctrlPr>
+        </m:oMathPr>
         <m:r>
           <m:t>n</m:t>
         </m:r>
@@ -33145,6 +34805,14 @@
         <w:t xml:space="preserve"> </w:t>
       </w:r>
       <m:oMath>
+        <m:oMathPr>
+          <m:ctrlPr>
+            <w:rPr>
+              <w:sz w:val="28"/>
+              <w:szCs w:val="28"/>
+            </w:rPr>
+          </m:ctrlPr>
+        </m:oMathPr>
         <m:r>
           <m:t>n</m:t>
         </m:r>
@@ -33257,6 +34925,14 @@
         <w:t xml:space="preserve">处插值：</w:t>
       </w:r>
       <m:oMath>
+        <m:oMathPr>
+          <m:ctrlPr>
+            <w:rPr>
+              <w:sz w:val="28"/>
+              <w:szCs w:val="28"/>
+            </w:rPr>
+          </m:ctrlPr>
+        </m:oMathPr>
         <m:r>
           <m:t>y</m:t>
         </m:r>
@@ -33400,6 +35076,14 @@
         <w:t xml:space="preserve"> </w:t>
       </w:r>
       <m:oMath>
+        <m:oMathPr>
+          <m:ctrlPr>
+            <w:rPr>
+              <w:sz w:val="28"/>
+              <w:szCs w:val="28"/>
+            </w:rPr>
+          </m:ctrlPr>
+        </m:oMathPr>
         <m:r>
           <m:t>n</m:t>
         </m:r>
@@ -33495,6 +35179,14 @@
         <w:t xml:space="preserve">歧化反应：</w:t>
       </w:r>
       <m:oMath>
+        <m:oMathPr>
+          <m:ctrlPr>
+            <w:rPr>
+              <w:sz w:val="28"/>
+              <w:szCs w:val="28"/>
+            </w:rPr>
+          </m:ctrlPr>
+        </m:oMathPr>
         <m:r>
           <m:t>3</m:t>
         </m:r>
@@ -33748,8 +35440,8 @@
         </w:pict>
       </w:r>
     </w:p>
-    <w:bookmarkEnd w:id="30"/>
-    <w:bookmarkStart w:id="31" w:name="例-5-无机取代反应机理判断"/>
+    <w:bookmarkEnd w:id="39"/>
+    <w:bookmarkStart w:id="40" w:name="例-5-无机取代反应机理判断"/>
     <w:p>
       <w:pPr>
         <w:pStyle w:val="Heading3"/>
@@ -33795,6 +35487,14 @@
         <w:t xml:space="preserve"> </w:t>
       </w:r>
       <m:oMath>
+        <m:oMathPr>
+          <m:ctrlPr>
+            <w:rPr>
+              <w:sz w:val="28"/>
+              <w:szCs w:val="28"/>
+            </w:rPr>
+          </m:ctrlPr>
+        </m:oMathPr>
         <m:r>
           <m:rPr>
             <m:sty m:val="p"/>
@@ -34118,6 +35818,14 @@
         <w:t xml:space="preserve"> </w:t>
       </w:r>
       <m:oMath>
+        <m:oMathPr>
+          <m:ctrlPr>
+            <w:rPr>
+              <w:sz w:val="28"/>
+              <w:szCs w:val="28"/>
+            </w:rPr>
+          </m:ctrlPr>
+        </m:oMathPr>
         <m:r>
           <m:rPr>
             <m:sty m:val="p"/>
@@ -34287,6 +35995,14 @@
         <w:t xml:space="preserve"> </w:t>
       </w:r>
       <m:oMath>
+        <m:oMathPr>
+          <m:ctrlPr>
+            <w:rPr>
+              <w:sz w:val="28"/>
+              <w:szCs w:val="28"/>
+            </w:rPr>
+          </m:ctrlPr>
+        </m:oMathPr>
         <m:r>
           <m:rPr>
             <m:sty m:val="p"/>
@@ -34394,6 +36110,14 @@
         <w:t xml:space="preserve"> </w:t>
       </w:r>
       <m:oMath>
+        <m:oMathPr>
+          <m:ctrlPr>
+            <w:rPr>
+              <w:sz w:val="28"/>
+              <w:szCs w:val="28"/>
+            </w:rPr>
+          </m:ctrlPr>
+        </m:oMathPr>
         <m:r>
           <m:rPr>
             <m:sty m:val="p"/>
@@ -34555,6 +36279,14 @@
         <w:t xml:space="preserve"> </w:t>
       </w:r>
       <m:oMath>
+        <m:oMathPr>
+          <m:ctrlPr>
+            <w:rPr>
+              <w:sz w:val="28"/>
+              <w:szCs w:val="28"/>
+            </w:rPr>
+          </m:ctrlPr>
+        </m:oMathPr>
         <m:r>
           <m:rPr>
             <m:sty m:val="p"/>
@@ -34671,6 +36403,14 @@
         <w:t xml:space="preserve"> </w:t>
       </w:r>
       <m:oMath>
+        <m:oMathPr>
+          <m:ctrlPr>
+            <w:rPr>
+              <w:sz w:val="28"/>
+              <w:szCs w:val="28"/>
+            </w:rPr>
+          </m:ctrlPr>
+        </m:oMathPr>
         <m:r>
           <m:rPr>
             <m:sty m:val="p"/>
@@ -34938,6 +36678,14 @@
         <w:t xml:space="preserve"> </w:t>
       </w:r>
       <m:oMath>
+        <m:oMathPr>
+          <m:ctrlPr>
+            <w:rPr>
+              <w:sz w:val="28"/>
+              <w:szCs w:val="28"/>
+            </w:rPr>
+          </m:ctrlPr>
+        </m:oMathPr>
         <m:r>
           <m:t>v</m:t>
         </m:r>
@@ -35300,6 +37048,14 @@
         <w:t xml:space="preserve"> </w:t>
       </w:r>
       <m:oMath>
+        <m:oMathPr>
+          <m:ctrlPr>
+            <w:rPr>
+              <w:sz w:val="28"/>
+              <w:szCs w:val="28"/>
+            </w:rPr>
+          </m:ctrlPr>
+        </m:oMathPr>
         <m:r>
           <m:rPr>
             <m:sty m:val="p"/>
@@ -35401,6 +37157,14 @@
         <w:t xml:space="preserve"> </w:t>
       </w:r>
       <m:oMath>
+        <m:oMathPr>
+          <m:ctrlPr>
+            <w:rPr>
+              <w:sz w:val="28"/>
+              <w:szCs w:val="28"/>
+            </w:rPr>
+          </m:ctrlPr>
+        </m:oMathPr>
         <m:r>
           <m:rPr>
             <m:sty m:val="p"/>
@@ -35521,6 +37285,12 @@
       <m:oMathPara>
         <m:oMathParaPr>
           <m:jc m:val="center"/>
+          <m:ctrlPr>
+            <w:rPr>
+              <w:sz w:val="28"/>
+              <w:szCs w:val="28"/>
+            </w:rPr>
+          </m:ctrlPr>
         </m:oMathParaPr>
         <m:oMath>
           <m:r>
@@ -35939,6 +37709,14 @@
         </w:numPr>
       </w:pPr>
       <m:oMath>
+        <m:oMathPr>
+          <m:ctrlPr>
+            <w:rPr>
+              <w:sz w:val="28"/>
+              <w:szCs w:val="28"/>
+            </w:rPr>
+          </m:ctrlPr>
+        </m:oMathPr>
         <m:r>
           <m:rPr>
             <m:sty m:val="p"/>
@@ -36239,8 +38017,8 @@
         </w:pict>
       </w:r>
     </w:p>
-    <w:bookmarkEnd w:id="31"/>
-    <w:bookmarkStart w:id="32" w:name="例-6-内球外球电子转移"/>
+    <w:bookmarkEnd w:id="40"/>
+    <w:bookmarkStart w:id="41" w:name="例-6-内球外球电子转移"/>
     <w:p>
       <w:pPr>
         <w:pStyle w:val="Heading3"/>
@@ -36303,6 +38081,14 @@
         <w:t xml:space="preserve">1：</w:t>
       </w:r>
       <m:oMath>
+        <m:oMathPr>
+          <m:ctrlPr>
+            <w:rPr>
+              <w:sz w:val="28"/>
+              <w:szCs w:val="28"/>
+            </w:rPr>
+          </m:ctrlPr>
+        </m:oMathPr>
         <m:r>
           <m:rPr>
             <m:sty m:val="p"/>
@@ -36653,6 +38439,14 @@
         <w:t xml:space="preserve">2：</w:t>
       </w:r>
       <m:oMath>
+        <m:oMathPr>
+          <m:ctrlPr>
+            <w:rPr>
+              <w:sz w:val="28"/>
+              <w:szCs w:val="28"/>
+            </w:rPr>
+          </m:ctrlPr>
+        </m:oMathPr>
         <m:r>
           <m:rPr>
             <m:sty m:val="p"/>
@@ -37161,6 +38955,14 @@
         <w:t xml:space="preserve"> </w:t>
       </w:r>
       <m:oMath>
+        <m:oMathPr>
+          <m:ctrlPr>
+            <w:rPr>
+              <w:sz w:val="28"/>
+              <w:szCs w:val="28"/>
+            </w:rPr>
+          </m:ctrlPr>
+        </m:oMathPr>
         <m:r>
           <m:rPr>
             <m:sty m:val="p"/>
@@ -37271,6 +39073,14 @@
         <w:t xml:space="preserve"> </w:t>
       </w:r>
       <m:oMath>
+        <m:oMathPr>
+          <m:ctrlPr>
+            <w:rPr>
+              <w:sz w:val="28"/>
+              <w:szCs w:val="28"/>
+            </w:rPr>
+          </m:ctrlPr>
+        </m:oMathPr>
         <m:r>
           <m:t>3.7</m:t>
         </m:r>
@@ -37504,6 +39314,14 @@
         <w:t xml:space="preserve">：两种配合物都是惰性（</w:t>
       </w:r>
       <m:oMath>
+        <m:oMathPr>
+          <m:ctrlPr>
+            <w:rPr>
+              <w:sz w:val="28"/>
+              <w:szCs w:val="28"/>
+            </w:rPr>
+          </m:ctrlPr>
+        </m:oMathPr>
         <m:r>
           <m:rPr>
             <m:sty m:val="p"/>
@@ -37647,6 +39465,14 @@
         <w:t xml:space="preserve"> </w:t>
       </w:r>
       <m:oMath>
+        <m:oMathPr>
+          <m:ctrlPr>
+            <w:rPr>
+              <w:sz w:val="28"/>
+              <w:szCs w:val="28"/>
+            </w:rPr>
+          </m:ctrlPr>
+        </m:oMathPr>
         <m:r>
           <m:rPr>
             <m:sty m:val="p"/>
@@ -37812,6 +39638,14 @@
         <w:t xml:space="preserve"> </w:t>
       </w:r>
       <m:oMath>
+        <m:oMathPr>
+          <m:ctrlPr>
+            <w:rPr>
+              <w:sz w:val="28"/>
+              <w:szCs w:val="28"/>
+            </w:rPr>
+          </m:ctrlPr>
+        </m:oMathPr>
         <m:r>
           <m:rPr>
             <m:sty m:val="p"/>
@@ -37918,6 +39752,14 @@
         <w:pStyle w:val="FirstParagraph"/>
       </w:pPr>
       <m:oMath>
+        <m:oMathPr>
+          <m:ctrlPr>
+            <w:rPr>
+              <w:sz w:val="28"/>
+              <w:szCs w:val="28"/>
+            </w:rPr>
+          </m:ctrlPr>
+        </m:oMathPr>
         <m:sSub>
           <m:e>
             <m:r>
@@ -38067,6 +39909,14 @@
         <w:t xml:space="preserve">自交换速率）</w:t>
       </w:r>
       <m:oMath>
+        <m:oMathPr>
+          <m:ctrlPr>
+            <w:rPr>
+              <w:sz w:val="28"/>
+              <w:szCs w:val="28"/>
+            </w:rPr>
+          </m:ctrlPr>
+        </m:oMathPr>
         <m:r>
           <m:rPr>
             <m:sty m:val="p"/>
@@ -38199,6 +40049,14 @@
         <w:pStyle w:val="FirstParagraph"/>
       </w:pPr>
       <m:oMath>
+        <m:oMathPr>
+          <m:ctrlPr>
+            <w:rPr>
+              <w:sz w:val="28"/>
+              <w:szCs w:val="28"/>
+            </w:rPr>
+          </m:ctrlPr>
+        </m:oMathPr>
         <m:r>
           <m:rPr>
             <m:sty m:val="p"/>
@@ -38327,6 +40185,14 @@
         <w:t xml:space="preserve"> </w:t>
       </w:r>
       <m:oMath>
+        <m:oMathPr>
+          <m:ctrlPr>
+            <w:rPr>
+              <w:sz w:val="28"/>
+              <w:szCs w:val="28"/>
+            </w:rPr>
+          </m:ctrlPr>
+        </m:oMathPr>
         <m:sSup>
           <m:e>
             <m:r>
@@ -38416,6 +40282,14 @@
         <w:pStyle w:val="BodyText"/>
       </w:pPr>
       <m:oMath>
+        <m:oMathPr>
+          <m:ctrlPr>
+            <w:rPr>
+              <w:sz w:val="28"/>
+              <w:szCs w:val="28"/>
+            </w:rPr>
+          </m:ctrlPr>
+        </m:oMathPr>
         <m:sSub>
           <m:e>
             <m:r>
@@ -38609,6 +40483,14 @@
         <w:t xml:space="preserve">预测数量级：</w:t>
       </w:r>
       <m:oMath>
+        <m:oMathPr>
+          <m:ctrlPr>
+            <w:rPr>
+              <w:sz w:val="28"/>
+              <w:szCs w:val="28"/>
+            </w:rPr>
+          </m:ctrlPr>
+        </m:oMathPr>
         <m:sSup>
           <m:e>
             <m:r>
@@ -38720,6 +40602,14 @@
         </w:numPr>
       </w:pPr>
       <m:oMath>
+        <m:oMathPr>
+          <m:ctrlPr>
+            <w:rPr>
+              <w:sz w:val="28"/>
+              <w:szCs w:val="28"/>
+            </w:rPr>
+          </m:ctrlPr>
+        </m:oMathPr>
         <m:r>
           <m:rPr>
             <m:sty m:val="p"/>
@@ -38827,6 +40717,14 @@
         <w:t xml:space="preserve"> </w:t>
       </w:r>
       <m:oMath>
+        <m:oMathPr>
+          <m:ctrlPr>
+            <w:rPr>
+              <w:sz w:val="28"/>
+              <w:szCs w:val="28"/>
+            </w:rPr>
+          </m:ctrlPr>
+        </m:oMathPr>
         <m:r>
           <m:rPr>
             <m:sty m:val="p"/>
@@ -38946,6 +40844,14 @@
         <w:t xml:space="preserve"> </w:t>
       </w:r>
       <m:oMath>
+        <m:oMathPr>
+          <m:ctrlPr>
+            <w:rPr>
+              <w:sz w:val="28"/>
+              <w:szCs w:val="28"/>
+            </w:rPr>
+          </m:ctrlPr>
+        </m:oMathPr>
         <m:r>
           <m:rPr>
             <m:sty m:val="p"/>
@@ -39080,6 +40986,14 @@
         <w:t xml:space="preserve"> </w:t>
       </w:r>
       <m:oMath>
+        <m:oMathPr>
+          <m:ctrlPr>
+            <w:rPr>
+              <w:sz w:val="28"/>
+              <w:szCs w:val="28"/>
+            </w:rPr>
+          </m:ctrlPr>
+        </m:oMathPr>
         <m:r>
           <m:rPr>
             <m:sty m:val="p"/>
@@ -39447,9 +41361,9 @@
         </w:pict>
       </w:r>
     </w:p>
-    <w:bookmarkEnd w:id="32"/>
-    <w:bookmarkEnd w:id="33"/>
-    <w:bookmarkStart w:id="34" w:name="六常见误区"/>
+    <w:bookmarkEnd w:id="41"/>
+    <w:bookmarkEnd w:id="42"/>
+    <w:bookmarkStart w:id="43" w:name="六常见误区"/>
     <w:p>
       <w:pPr>
         <w:pStyle w:val="Heading2"/>
@@ -39481,7 +41395,7 @@
           <w:p>
             <w:pPr>
               <w:pStyle w:val="Compact"/>
-              <w:jc w:val="left"/>
+              <w:jc w:val="center"/>
             </w:pPr>
             <w:r>
               <w:rPr>
@@ -39497,7 +41411,7 @@
           <w:p>
             <w:pPr>
               <w:pStyle w:val="Compact"/>
-              <w:jc w:val="left"/>
+              <w:jc w:val="center"/>
             </w:pPr>
             <w:r>
               <w:rPr>
@@ -39515,7 +41429,7 @@
           <w:p>
             <w:pPr>
               <w:pStyle w:val="Compact"/>
-              <w:jc w:val="left"/>
+              <w:jc w:val="center"/>
             </w:pPr>
             <w:r>
               <w:rPr>
@@ -39564,7 +41478,7 @@
           <w:p>
             <w:pPr>
               <w:pStyle w:val="Compact"/>
-              <w:jc w:val="left"/>
+              <w:jc w:val="center"/>
             </w:pPr>
             <w:r>
               <w:rPr>
@@ -39629,7 +41543,7 @@
           <w:p>
             <w:pPr>
               <w:pStyle w:val="Compact"/>
-              <w:jc w:val="left"/>
+              <w:jc w:val="center"/>
             </w:pPr>
             <w:r>
               <w:rPr>
@@ -39736,7 +41650,7 @@
           <w:p>
             <w:pPr>
               <w:pStyle w:val="Compact"/>
-              <w:jc w:val="left"/>
+              <w:jc w:val="center"/>
             </w:pPr>
             <w:r>
               <w:rPr>
@@ -39803,7 +41717,7 @@
           <w:p>
             <w:pPr>
               <w:pStyle w:val="Compact"/>
-              <w:jc w:val="left"/>
+              <w:jc w:val="center"/>
             </w:pPr>
             <w:r>
               <w:rPr>
@@ -39840,7 +41754,7 @@
           <w:p>
             <w:pPr>
               <w:pStyle w:val="Compact"/>
-              <w:jc w:val="left"/>
+              <w:jc w:val="center"/>
             </w:pPr>
             <w:r>
               <w:rPr>
@@ -39988,7 +41902,7 @@
           <w:p>
             <w:pPr>
               <w:pStyle w:val="Compact"/>
-              <w:jc w:val="left"/>
+              <w:jc w:val="center"/>
             </w:pPr>
             <w:r>
               <w:rPr>
@@ -40025,7 +41939,7 @@
           <w:p>
             <w:pPr>
               <w:pStyle w:val="Compact"/>
-              <w:jc w:val="left"/>
+              <w:jc w:val="center"/>
             </w:pPr>
             <w:r>
               <w:rPr>
@@ -40042,7 +41956,7 @@
           <w:p>
             <w:pPr>
               <w:pStyle w:val="Compact"/>
-              <w:jc w:val="left"/>
+              <w:jc w:val="center"/>
             </w:pPr>
             <w:r>
               <w:rPr>
@@ -40079,7 +41993,7 @@
           <w:p>
             <w:pPr>
               <w:pStyle w:val="Compact"/>
-              <w:jc w:val="left"/>
+              <w:jc w:val="center"/>
             </w:pPr>
             <w:r>
               <w:rPr>
@@ -40132,7 +42046,7 @@
           <w:p>
             <w:pPr>
               <w:pStyle w:val="Compact"/>
-              <w:jc w:val="left"/>
+              <w:jc w:val="center"/>
             </w:pPr>
             <w:r>
               <w:rPr>
@@ -40175,7 +42089,7 @@
           <w:p>
             <w:pPr>
               <w:pStyle w:val="Compact"/>
-              <w:jc w:val="left"/>
+              <w:jc w:val="center"/>
             </w:pPr>
             <w:r>
               <w:rPr>
@@ -40216,7 +42130,7 @@
           <w:p>
             <w:pPr>
               <w:pStyle w:val="Compact"/>
-              <w:jc w:val="left"/>
+              <w:jc w:val="center"/>
             </w:pPr>
             <w:r>
               <w:rPr>
@@ -40253,7 +42167,7 @@
           <w:p>
             <w:pPr>
               <w:pStyle w:val="Compact"/>
-              <w:jc w:val="left"/>
+              <w:jc w:val="center"/>
             </w:pPr>
             <w:r>
               <w:rPr>
@@ -40296,8 +42210,8 @@
         </w:pict>
       </w:r>
     </w:p>
-    <w:bookmarkEnd w:id="34"/>
-    <w:bookmarkStart w:id="38" w:name="七方法总结"/>
+    <w:bookmarkEnd w:id="43"/>
+    <w:bookmarkStart w:id="47" w:name="七方法总结"/>
     <w:p>
       <w:pPr>
         <w:pStyle w:val="Heading2"/>
@@ -40309,7 +42223,7 @@
         <w:t xml:space="preserve">七、方法总结</w:t>
       </w:r>
     </w:p>
-    <w:bookmarkStart w:id="35" w:name="元素推断五步法流程图"/>
+    <w:bookmarkStart w:id="44" w:name="元素推断五步法流程图"/>
     <w:p>
       <w:pPr>
         <w:pStyle w:val="Heading3"/>
@@ -40623,8 +42537,8 @@
         <w:t xml:space="preserve">质量守恒+电荷守恒+能量守恒]</w:t>
       </w:r>
     </w:p>
-    <w:bookmarkEnd w:id="35"/>
-    <w:bookmarkStart w:id="36" w:name="歧化判断三步法"/>
+    <w:bookmarkEnd w:id="44"/>
+    <w:bookmarkStart w:id="45" w:name="歧化判断三步法"/>
     <w:p>
       <w:pPr>
         <w:pStyle w:val="Heading3"/>
@@ -40767,8 +42681,8 @@
         <w:t xml:space="preserve">能计算</w:t>
       </w:r>
     </w:p>
-    <w:bookmarkEnd w:id="36"/>
-    <w:bookmarkStart w:id="37" w:name="frost-图速读法"/>
+    <w:bookmarkEnd w:id="45"/>
+    <w:bookmarkStart w:id="46" w:name="frost-图速读法"/>
     <w:p>
       <w:pPr>
         <w:pStyle w:val="Heading3"/>
@@ -40937,9 +42851,9 @@
         </w:pict>
       </w:r>
     </w:p>
-    <w:bookmarkEnd w:id="37"/>
-    <w:bookmarkEnd w:id="38"/>
-    <w:bookmarkStart w:id="39" w:name="八速查卡"/>
+    <w:bookmarkEnd w:id="46"/>
+    <w:bookmarkEnd w:id="47"/>
+    <w:bookmarkStart w:id="48" w:name="八速查卡"/>
     <w:p>
       <w:pPr>
         <w:pStyle w:val="Heading2"/>
@@ -40972,7 +42886,7 @@
           <w:p>
             <w:pPr>
               <w:pStyle w:val="Compact"/>
-              <w:jc w:val="left"/>
+              <w:jc w:val="center"/>
             </w:pPr>
             <w:r>
               <w:rPr>
@@ -40988,7 +42902,7 @@
           <w:p>
             <w:pPr>
               <w:pStyle w:val="Compact"/>
-              <w:jc w:val="left"/>
+              <w:jc w:val="center"/>
             </w:pPr>
             <w:r>
               <w:rPr>
@@ -41004,7 +42918,7 @@
           <w:p>
             <w:pPr>
               <w:pStyle w:val="Compact"/>
-              <w:jc w:val="left"/>
+              <w:jc w:val="center"/>
             </w:pPr>
             <w:r>
               <w:rPr>
@@ -41022,7 +42936,7 @@
           <w:p>
             <w:pPr>
               <w:pStyle w:val="Compact"/>
-              <w:jc w:val="left"/>
+              <w:jc w:val="center"/>
             </w:pPr>
             <w:r>
               <w:rPr>
@@ -41039,7 +42953,7 @@
           <w:p>
             <w:pPr>
               <w:pStyle w:val="Compact"/>
-              <w:jc w:val="left"/>
+              <w:jc w:val="center"/>
             </w:pPr>
             <w:r>
               <w:rPr>
@@ -41095,7 +43009,7 @@
           <w:p>
             <w:pPr>
               <w:pStyle w:val="Compact"/>
-              <w:jc w:val="left"/>
+              <w:jc w:val="center"/>
             </w:pPr>
             <w:r>
               <w:rPr>
@@ -41112,7 +43026,7 @@
           <w:p>
             <w:pPr>
               <w:pStyle w:val="Compact"/>
-              <w:jc w:val="left"/>
+              <w:jc w:val="center"/>
             </w:pPr>
             <w:r>
               <w:rPr>
@@ -41129,7 +43043,7 @@
           <w:p>
             <w:pPr>
               <w:pStyle w:val="Compact"/>
-              <w:jc w:val="left"/>
+              <w:jc w:val="center"/>
             </w:pPr>
             <m:oMath>
               <m:r>
@@ -41179,7 +43093,7 @@
           <w:p>
             <w:pPr>
               <w:pStyle w:val="Compact"/>
-              <w:jc w:val="left"/>
+              <w:jc w:val="center"/>
             </w:pPr>
             <w:r>
               <w:rPr>
@@ -41196,7 +43110,7 @@
           <w:p>
             <w:pPr>
               <w:pStyle w:val="Compact"/>
-              <w:jc w:val="left"/>
+              <w:jc w:val="center"/>
             </w:pPr>
             <w:r>
               <w:rPr>
@@ -41221,7 +43135,7 @@
           <w:p>
             <w:pPr>
               <w:pStyle w:val="Compact"/>
-              <w:jc w:val="left"/>
+              <w:jc w:val="center"/>
             </w:pPr>
             <w:r>
               <w:rPr>
@@ -41259,7 +43173,7 @@
           <w:p>
             <w:pPr>
               <w:pStyle w:val="Compact"/>
-              <w:jc w:val="left"/>
+              <w:jc w:val="center"/>
             </w:pPr>
             <m:oMath>
               <m:r>
@@ -41308,7 +43222,7 @@
           <w:p>
             <w:pPr>
               <w:pStyle w:val="Compact"/>
-              <w:jc w:val="left"/>
+              <w:jc w:val="center"/>
             </w:pPr>
             <w:r>
               <w:rPr>
@@ -41333,7 +43247,7 @@
           <w:p>
             <w:pPr>
               <w:pStyle w:val="Compact"/>
-              <w:jc w:val="left"/>
+              <w:jc w:val="center"/>
             </w:pPr>
             <m:oMath>
               <m:r>
@@ -41380,7 +43294,7 @@
           <w:p>
             <w:pPr>
               <w:pStyle w:val="Compact"/>
-              <w:jc w:val="left"/>
+              <w:jc w:val="center"/>
             </w:pPr>
             <w:r>
               <w:rPr>
@@ -41397,7 +43311,7 @@
           <w:p>
             <w:pPr>
               <w:pStyle w:val="Compact"/>
-              <w:jc w:val="left"/>
+              <w:jc w:val="center"/>
             </w:pPr>
             <w:r>
               <w:rPr>
@@ -41414,7 +43328,7 @@
           <w:p>
             <w:pPr>
               <w:pStyle w:val="Compact"/>
-              <w:jc w:val="left"/>
+              <w:jc w:val="center"/>
             </w:pPr>
             <m:oMath>
               <m:r>
@@ -41523,7 +43437,7 @@
           <w:p>
             <w:pPr>
               <w:pStyle w:val="Compact"/>
-              <w:jc w:val="left"/>
+              <w:jc w:val="center"/>
             </w:pPr>
             <w:r>
               <w:rPr>
@@ -41552,7 +43466,7 @@
           <w:p>
             <w:pPr>
               <w:pStyle w:val="Compact"/>
-              <w:jc w:val="left"/>
+              <w:jc w:val="center"/>
             </w:pPr>
             <w:r>
               <w:rPr>
@@ -41569,7 +43483,7 @@
           <w:p>
             <w:pPr>
               <w:pStyle w:val="Compact"/>
-              <w:jc w:val="left"/>
+              <w:jc w:val="center"/>
             </w:pPr>
             <w:r>
               <w:rPr>
@@ -41596,7 +43510,7 @@
           <w:p>
             <w:pPr>
               <w:pStyle w:val="Compact"/>
-              <w:jc w:val="left"/>
+              <w:jc w:val="center"/>
             </w:pPr>
             <w:r>
               <w:rPr>
@@ -41613,7 +43527,7 @@
           <w:p>
             <w:pPr>
               <w:pStyle w:val="Compact"/>
-              <w:jc w:val="left"/>
+              <w:jc w:val="center"/>
             </w:pPr>
             <w:r>
               <w:rPr>
@@ -41638,7 +43552,7 @@
           <w:p>
             <w:pPr>
               <w:pStyle w:val="Compact"/>
-              <w:jc w:val="left"/>
+              <w:jc w:val="center"/>
             </w:pPr>
             <m:oMath>
               <m:r>
@@ -41718,7 +43632,7 @@
           <w:p>
             <w:pPr>
               <w:pStyle w:val="Compact"/>
-              <w:jc w:val="left"/>
+              <w:jc w:val="center"/>
             </w:pPr>
             <w:r>
               <w:rPr>
@@ -41747,7 +43661,7 @@
           <w:p>
             <w:pPr>
               <w:pStyle w:val="Compact"/>
-              <w:jc w:val="left"/>
+              <w:jc w:val="center"/>
             </w:pPr>
             <w:r>
               <w:rPr>
@@ -41772,7 +43686,7 @@
           <w:p>
             <w:pPr>
               <w:pStyle w:val="Compact"/>
-              <w:jc w:val="left"/>
+              <w:jc w:val="center"/>
             </w:pPr>
             <m:oMath>
               <m:r>
@@ -41871,7 +43785,7 @@
           <w:p>
             <w:pPr>
               <w:pStyle w:val="Compact"/>
-              <w:jc w:val="left"/>
+              <w:jc w:val="center"/>
             </w:pPr>
             <w:r>
               <w:rPr>
@@ -41900,7 +43814,7 @@
           <w:p>
             <w:pPr>
               <w:pStyle w:val="Compact"/>
-              <w:jc w:val="left"/>
+              <w:jc w:val="center"/>
             </w:pPr>
             <w:r>
               <w:rPr>
@@ -41917,7 +43831,7 @@
           <w:p>
             <w:pPr>
               <w:pStyle w:val="Compact"/>
-              <w:jc w:val="left"/>
+              <w:jc w:val="center"/>
             </w:pPr>
             <w:r>
               <w:rPr>
@@ -41932,7 +43846,7 @@
           <w:p>
             <w:pPr>
               <w:pStyle w:val="Compact"/>
-              <w:jc w:val="left"/>
+              <w:jc w:val="center"/>
             </w:pPr>
             <w:r>
               <w:rPr>
@@ -41955,7 +43869,7 @@
           <w:p>
             <w:pPr>
               <w:pStyle w:val="Compact"/>
-              <w:jc w:val="left"/>
+              <w:jc w:val="center"/>
             </w:pPr>
             <w:r>
               <w:rPr>
@@ -41972,7 +43886,7 @@
           <w:p>
             <w:pPr>
               <w:pStyle w:val="Compact"/>
-              <w:jc w:val="left"/>
+              <w:jc w:val="center"/>
             </w:pPr>
             <w:r>
               <w:rPr>
@@ -41987,7 +43901,7 @@
           <w:p>
             <w:pPr>
               <w:pStyle w:val="Compact"/>
-              <w:jc w:val="left"/>
+              <w:jc w:val="center"/>
             </w:pPr>
             <w:r>
               <w:rPr>
@@ -42004,7 +43918,7 @@
           <w:p>
             <w:pPr>
               <w:pStyle w:val="Compact"/>
-              <w:jc w:val="left"/>
+              <w:jc w:val="center"/>
             </w:pPr>
             <w:r>
               <w:rPr>
@@ -42021,7 +43935,7 @@
           <w:p>
             <w:pPr>
               <w:pStyle w:val="Compact"/>
-              <w:jc w:val="left"/>
+              <w:jc w:val="center"/>
             </w:pPr>
             <w:r>
               <w:rPr>
@@ -42036,7 +43950,7 @@
           <w:p>
             <w:pPr>
               <w:pStyle w:val="Compact"/>
-              <w:jc w:val="left"/>
+              <w:jc w:val="center"/>
             </w:pPr>
             <w:r>
               <w:rPr>
@@ -42079,8 +43993,8 @@
         </w:pict>
       </w:r>
     </w:p>
-    <w:bookmarkEnd w:id="39"/>
-    <w:bookmarkStart w:id="43" w:name="九练习题"/>
+    <w:bookmarkEnd w:id="48"/>
+    <w:bookmarkStart w:id="52" w:name="九练习题"/>
     <w:p>
       <w:pPr>
         <w:pStyle w:val="Heading2"/>
@@ -42092,7 +44006,7 @@
         <w:t xml:space="preserve">九、练习题</w:t>
       </w:r>
     </w:p>
-    <w:bookmarkStart w:id="40" w:name="基础巩固"/>
+    <w:bookmarkStart w:id="49" w:name="基础巩固"/>
     <w:p>
       <w:pPr>
         <w:pStyle w:val="Heading3"/>
@@ -42133,6 +44047,14 @@
         <w:t xml:space="preserve"> </w:t>
       </w:r>
       <m:oMath>
+        <m:oMathPr>
+          <m:ctrlPr>
+            <w:rPr>
+              <w:sz w:val="28"/>
+              <w:szCs w:val="28"/>
+            </w:rPr>
+          </m:ctrlPr>
+        </m:oMathPr>
         <m:r>
           <m:rPr>
             <m:sty m:val="p"/>
@@ -42236,6 +44158,14 @@
         <w:t xml:space="preserve"> </w:t>
       </w:r>
       <m:oMath>
+        <m:oMathPr>
+          <m:ctrlPr>
+            <w:rPr>
+              <w:sz w:val="28"/>
+              <w:szCs w:val="28"/>
+            </w:rPr>
+          </m:ctrlPr>
+        </m:oMathPr>
         <m:r>
           <m:rPr>
             <m:sty m:val="p"/>
@@ -42381,8 +44311,8 @@
         <w:t xml:space="preserve">在酸性中歧化，在碱性中稳定。</w:t>
       </w:r>
     </w:p>
-    <w:bookmarkEnd w:id="40"/>
-    <w:bookmarkStart w:id="41" w:name="提高训练"/>
+    <w:bookmarkEnd w:id="49"/>
+    <w:bookmarkStart w:id="50" w:name="提高训练"/>
     <w:p>
       <w:pPr>
         <w:pStyle w:val="Heading3"/>
@@ -42420,6 +44350,14 @@
         <w:t xml:space="preserve">图（部分）：</w:t>
       </w:r>
       <m:oMath>
+        <m:oMathPr>
+          <m:ctrlPr>
+            <w:rPr>
+              <w:sz w:val="28"/>
+              <w:szCs w:val="28"/>
+            </w:rPr>
+          </m:ctrlPr>
+        </m:oMathPr>
         <m:r>
           <m:rPr>
             <m:sty m:val="p"/>
@@ -42589,6 +44527,14 @@
         <w:t xml:space="preserve"> </w:t>
       </w:r>
       <m:oMath>
+        <m:oMathPr>
+          <m:ctrlPr>
+            <w:rPr>
+              <w:sz w:val="28"/>
+              <w:szCs w:val="28"/>
+            </w:rPr>
+          </m:ctrlPr>
+        </m:oMathPr>
         <m:r>
           <m:rPr>
             <m:sty m:val="p"/>
@@ -42659,6 +44605,14 @@
         <w:t xml:space="preserve"> </w:t>
       </w:r>
       <m:oMath>
+        <m:oMathPr>
+          <m:ctrlPr>
+            <w:rPr>
+              <w:sz w:val="28"/>
+              <w:szCs w:val="28"/>
+            </w:rPr>
+          </m:ctrlPr>
+        </m:oMathPr>
         <m:sSup>
           <m:e>
             <m:r>
@@ -42709,6 +44663,14 @@
         <w:t xml:space="preserve"> </w:t>
       </w:r>
       <m:oMath>
+        <m:oMathPr>
+          <m:ctrlPr>
+            <w:rPr>
+              <w:sz w:val="28"/>
+              <w:szCs w:val="28"/>
+            </w:rPr>
+          </m:ctrlPr>
+        </m:oMathPr>
         <m:r>
           <m:rPr>
             <m:sty m:val="p"/>
@@ -43060,8 +45022,8 @@
         <w:t xml:space="preserve">写出各步反应方程式。</w:t>
       </w:r>
     </w:p>
-    <w:bookmarkEnd w:id="41"/>
-    <w:bookmarkStart w:id="42" w:name="挑战题"/>
+    <w:bookmarkEnd w:id="50"/>
+    <w:bookmarkStart w:id="51" w:name="挑战题"/>
     <w:p>
       <w:pPr>
         <w:pStyle w:val="Heading3"/>
@@ -43387,6 +45349,14 @@
         <w:t xml:space="preserve"> </w:t>
       </w:r>
       <m:oMath>
+        <m:oMathPr>
+          <m:ctrlPr>
+            <w:rPr>
+              <w:sz w:val="28"/>
+              <w:szCs w:val="28"/>
+            </w:rPr>
+          </m:ctrlPr>
+        </m:oMathPr>
         <m:r>
           <m:rPr>
             <m:sty m:val="p"/>
@@ -43707,6 +45677,14 @@
         <w:t xml:space="preserve"> </w:t>
       </w:r>
       <m:oMath>
+        <m:oMathPr>
+          <m:ctrlPr>
+            <w:rPr>
+              <w:sz w:val="28"/>
+              <w:szCs w:val="28"/>
+            </w:rPr>
+          </m:ctrlPr>
+        </m:oMathPr>
         <m:r>
           <m:t>v</m:t>
         </m:r>
@@ -43862,6 +45840,14 @@
         <w:t xml:space="preserve"> </w:t>
       </w:r>
       <m:oMath>
+        <m:oMathPr>
+          <m:ctrlPr>
+            <w:rPr>
+              <w:sz w:val="28"/>
+              <w:szCs w:val="28"/>
+            </w:rPr>
+          </m:ctrlPr>
+        </m:oMathPr>
         <m:r>
           <m:rPr>
             <m:sty m:val="p"/>
@@ -43991,9 +45977,9 @@
         </w:pict>
       </w:r>
     </w:p>
-    <w:bookmarkEnd w:id="42"/>
-    <w:bookmarkEnd w:id="43"/>
-    <w:bookmarkStart w:id="44" w:name="十参考答案与提示"/>
+    <w:bookmarkEnd w:id="51"/>
+    <w:bookmarkEnd w:id="52"/>
+    <w:bookmarkStart w:id="53" w:name="十参考答案与提示"/>
     <w:p>
       <w:pPr>
         <w:pStyle w:val="Heading2"/>
@@ -44048,6 +46034,14 @@
         <w:t xml:space="preserve">图：</w:t>
       </w:r>
       <m:oMath>
+        <m:oMathPr>
+          <m:ctrlPr>
+            <w:rPr>
+              <w:sz w:val="28"/>
+              <w:szCs w:val="28"/>
+            </w:rPr>
+          </m:ctrlPr>
+        </m:oMathPr>
         <m:r>
           <m:rPr>
             <m:sty m:val="p"/>
@@ -44167,6 +46161,14 @@
         <w:t xml:space="preserve">。</w:t>
       </w:r>
       <m:oMath>
+        <m:oMathPr>
+          <m:ctrlPr>
+            <w:rPr>
+              <w:sz w:val="28"/>
+              <w:szCs w:val="28"/>
+            </w:rPr>
+          </m:ctrlPr>
+        </m:oMathPr>
         <m:r>
           <m:rPr>
             <m:sty m:val="p"/>
@@ -44256,6 +46258,14 @@
         <w:t xml:space="preserve">的歧化电位？</w:t>
       </w:r>
       <m:oMath>
+        <m:oMathPr>
+          <m:ctrlPr>
+            <w:rPr>
+              <w:sz w:val="28"/>
+              <w:szCs w:val="28"/>
+            </w:rPr>
+          </m:ctrlPr>
+        </m:oMathPr>
         <m:sSup>
           <m:e>
             <m:r>
@@ -44467,6 +46477,14 @@
         <w:t xml:space="preserve">两者氢氧化物都是两性：</w:t>
       </w:r>
       <m:oMath>
+        <m:oMathPr>
+          <m:ctrlPr>
+            <w:rPr>
+              <w:sz w:val="28"/>
+              <w:szCs w:val="28"/>
+            </w:rPr>
+          </m:ctrlPr>
+        </m:oMathPr>
         <m:r>
           <m:rPr>
             <m:sty m:val="p"/>
@@ -44625,6 +46643,14 @@
         <w:t xml:space="preserve">；</w:t>
       </w:r>
       <m:oMath>
+        <m:oMathPr>
+          <m:ctrlPr>
+            <w:rPr>
+              <w:sz w:val="28"/>
+              <w:szCs w:val="28"/>
+            </w:rPr>
+          </m:ctrlPr>
+        </m:oMathPr>
         <m:r>
           <m:rPr>
             <m:sty m:val="p"/>
@@ -44850,6 +46876,14 @@
         <w:t xml:space="preserve">歧化（</w:t>
       </w:r>
       <m:oMath>
+        <m:oMathPr>
+          <m:ctrlPr>
+            <w:rPr>
+              <w:sz w:val="28"/>
+              <w:szCs w:val="28"/>
+            </w:rPr>
+          </m:ctrlPr>
+        </m:oMathPr>
         <m:r>
           <m:rPr>
             <m:sty m:val="p"/>
@@ -44944,6 +46978,14 @@
         <w:t xml:space="preserve"> </w:t>
       </w:r>
       <m:oMath>
+        <m:oMathPr>
+          <m:ctrlPr>
+            <w:rPr>
+              <w:sz w:val="28"/>
+              <w:szCs w:val="28"/>
+            </w:rPr>
+          </m:ctrlPr>
+        </m:oMathPr>
         <m:r>
           <m:rPr>
             <m:sty m:val="p"/>
@@ -45086,6 +47128,14 @@
         </w:numPr>
       </w:pPr>
       <m:oMath>
+        <m:oMathPr>
+          <m:ctrlPr>
+            <w:rPr>
+              <w:sz w:val="28"/>
+              <w:szCs w:val="28"/>
+            </w:rPr>
+          </m:ctrlPr>
+        </m:oMathPr>
         <m:r>
           <m:rPr>
             <m:sty m:val="p"/>
@@ -45159,6 +47209,14 @@
         <w:t xml:space="preserve">6e⁻，</w:t>
       </w:r>
       <m:oMath>
+        <m:oMathPr>
+          <m:ctrlPr>
+            <w:rPr>
+              <w:sz w:val="28"/>
+              <w:szCs w:val="28"/>
+            </w:rPr>
+          </m:ctrlPr>
+        </m:oMathPr>
         <m:sSup>
           <m:e>
             <m:r>
@@ -45206,6 +47264,14 @@
         <w:t xml:space="preserve">，</w:t>
       </w:r>
       <m:oMath>
+        <m:oMathPr>
+          <m:ctrlPr>
+            <w:rPr>
+              <w:sz w:val="28"/>
+              <w:szCs w:val="28"/>
+            </w:rPr>
+          </m:ctrlPr>
+        </m:oMathPr>
         <m:r>
           <m:rPr>
             <m:sty m:val="p"/>
@@ -45318,6 +47384,14 @@
         <w:t xml:space="preserve">：</w:t>
       </w:r>
       <m:oMath>
+        <m:oMathPr>
+          <m:ctrlPr>
+            <w:rPr>
+              <w:sz w:val="28"/>
+              <w:szCs w:val="28"/>
+            </w:rPr>
+          </m:ctrlPr>
+        </m:oMathPr>
         <m:sSup>
           <m:e>
             <m:r>
@@ -45374,6 +47448,14 @@
         <w:t xml:space="preserve">2e⁻，</w:t>
       </w:r>
       <m:oMath>
+        <m:oMathPr>
+          <m:ctrlPr>
+            <w:rPr>
+              <w:sz w:val="28"/>
+              <w:szCs w:val="28"/>
+            </w:rPr>
+          </m:ctrlPr>
+        </m:oMathPr>
         <m:r>
           <m:rPr>
             <m:sty m:val="p"/>
@@ -45436,6 +47518,14 @@
         <w:t xml:space="preserve"> </w:t>
       </w:r>
       <m:oMath>
+        <m:oMathPr>
+          <m:ctrlPr>
+            <w:rPr>
+              <w:sz w:val="28"/>
+              <w:szCs w:val="28"/>
+            </w:rPr>
+          </m:ctrlPr>
+        </m:oMathPr>
         <m:r>
           <m:rPr>
             <m:sty m:val="p"/>
@@ -45500,6 +47590,14 @@
         <w:t xml:space="preserve">：</w:t>
       </w:r>
       <m:oMath>
+        <m:oMathPr>
+          <m:ctrlPr>
+            <w:rPr>
+              <w:sz w:val="28"/>
+              <w:szCs w:val="28"/>
+            </w:rPr>
+          </m:ctrlPr>
+        </m:oMathPr>
         <m:r>
           <m:rPr>
             <m:sty m:val="p"/>
@@ -45589,6 +47687,14 @@
         <w:t xml:space="preserve"> </w:t>
       </w:r>
       <m:oMath>
+        <m:oMathPr>
+          <m:ctrlPr>
+            <w:rPr>
+              <w:sz w:val="28"/>
+              <w:szCs w:val="28"/>
+            </w:rPr>
+          </m:ctrlPr>
+        </m:oMathPr>
         <m:sSup>
           <m:e>
             <m:r>
@@ -45663,6 +47769,14 @@
         <w:t xml:space="preserve">不对，</w:t>
       </w:r>
       <m:oMath>
+        <m:oMathPr>
+          <m:ctrlPr>
+            <w:rPr>
+              <w:sz w:val="28"/>
+              <w:szCs w:val="28"/>
+            </w:rPr>
+          </m:ctrlPr>
+        </m:oMathPr>
         <m:r>
           <m:rPr>
             <m:sty m:val="p"/>
@@ -45742,6 +47856,14 @@
         <w:t xml:space="preserve"> </w:t>
       </w:r>
       <m:oMath>
+        <m:oMathPr>
+          <m:ctrlPr>
+            <w:rPr>
+              <w:sz w:val="28"/>
+              <w:szCs w:val="28"/>
+            </w:rPr>
+          </m:ctrlPr>
+        </m:oMathPr>
         <m:r>
           <m:rPr>
             <m:sty m:val="p"/>
@@ -45926,6 +48048,14 @@
         <w:t xml:space="preserve">再计算：</w:t>
       </w:r>
       <m:oMath>
+        <m:oMathPr>
+          <m:ctrlPr>
+            <w:rPr>
+              <w:sz w:val="28"/>
+              <w:szCs w:val="28"/>
+            </w:rPr>
+          </m:ctrlPr>
+        </m:oMathPr>
         <m:r>
           <m:rPr>
             <m:sty m:val="p"/>
@@ -45990,6 +48120,14 @@
         <w:t xml:space="preserve">：</w:t>
       </w:r>
       <m:oMath>
+        <m:oMathPr>
+          <m:ctrlPr>
+            <w:rPr>
+              <w:sz w:val="28"/>
+              <w:szCs w:val="28"/>
+            </w:rPr>
+          </m:ctrlPr>
+        </m:oMathPr>
         <m:r>
           <m:rPr>
             <m:sty m:val="p"/>
@@ -46093,6 +48231,14 @@
         <w:t xml:space="preserve">，</w:t>
       </w:r>
       <m:oMath>
+        <m:oMathPr>
+          <m:ctrlPr>
+            <w:rPr>
+              <w:sz w:val="28"/>
+              <w:szCs w:val="28"/>
+            </w:rPr>
+          </m:ctrlPr>
+        </m:oMathPr>
         <m:sSup>
           <m:e>
             <m:r>
@@ -46158,6 +48304,14 @@
         <w:t xml:space="preserve"> </w:t>
       </w:r>
       <m:oMath>
+        <m:oMathPr>
+          <m:ctrlPr>
+            <w:rPr>
+              <w:sz w:val="28"/>
+              <w:szCs w:val="28"/>
+            </w:rPr>
+          </m:ctrlPr>
+        </m:oMathPr>
         <m:r>
           <m:rPr>
             <m:sty m:val="p"/>
@@ -46254,6 +48408,14 @@
         <w:t xml:space="preserve">。</w:t>
       </w:r>
       <m:oMath>
+        <m:oMathPr>
+          <m:ctrlPr>
+            <w:rPr>
+              <w:sz w:val="28"/>
+              <w:szCs w:val="28"/>
+            </w:rPr>
+          </m:ctrlPr>
+        </m:oMathPr>
         <m:r>
           <m:rPr>
             <m:sty m:val="p"/>
@@ -46310,6 +48472,14 @@
         <w:t xml:space="preserve">：</w:t>
       </w:r>
       <m:oMath>
+        <m:oMathPr>
+          <m:ctrlPr>
+            <w:rPr>
+              <w:sz w:val="28"/>
+              <w:szCs w:val="28"/>
+            </w:rPr>
+          </m:ctrlPr>
+        </m:oMathPr>
         <m:r>
           <m:rPr>
             <m:sty m:val="p"/>
@@ -46477,6 +48647,14 @@
         <w:t xml:space="preserve"> </w:t>
       </w:r>
       <m:oMath>
+        <m:oMathPr>
+          <m:ctrlPr>
+            <w:rPr>
+              <w:sz w:val="28"/>
+              <w:szCs w:val="28"/>
+            </w:rPr>
+          </m:ctrlPr>
+        </m:oMathPr>
         <m:sSup>
           <m:e>
             <m:r>
@@ -46593,6 +48771,14 @@
         <w:t xml:space="preserve">1e⁻（</w:t>
       </w:r>
       <m:oMath>
+        <m:oMathPr>
+          <m:ctrlPr>
+            <w:rPr>
+              <w:sz w:val="28"/>
+              <w:szCs w:val="28"/>
+            </w:rPr>
+          </m:ctrlPr>
+        </m:oMathPr>
         <m:r>
           <m:rPr>
             <m:sty m:val="p"/>
@@ -46667,6 +48853,14 @@
         <w:t xml:space="preserve">），</w:t>
       </w:r>
       <m:oMath>
+        <m:oMathPr>
+          <m:ctrlPr>
+            <w:rPr>
+              <w:sz w:val="28"/>
+              <w:szCs w:val="28"/>
+            </w:rPr>
+          </m:ctrlPr>
+        </m:oMathPr>
         <m:r>
           <m:rPr>
             <m:sty m:val="p"/>
@@ -46729,6 +48923,14 @@
         <w:t xml:space="preserve"> </w:t>
       </w:r>
       <m:oMath>
+        <m:oMathPr>
+          <m:ctrlPr>
+            <w:rPr>
+              <w:sz w:val="28"/>
+              <w:szCs w:val="28"/>
+            </w:rPr>
+          </m:ctrlPr>
+        </m:oMathPr>
         <m:r>
           <m:rPr>
             <m:sty m:val="p"/>
@@ -46817,6 +49019,14 @@
         <w:t xml:space="preserve">+1），</w:t>
       </w:r>
       <m:oMath>
+        <m:oMathPr>
+          <m:ctrlPr>
+            <w:rPr>
+              <w:sz w:val="28"/>
+              <w:szCs w:val="28"/>
+            </w:rPr>
+          </m:ctrlPr>
+        </m:oMathPr>
         <m:r>
           <m:rPr>
             <m:sty m:val="p"/>
@@ -46900,6 +49110,14 @@
         <w:t xml:space="preserve">，</w:t>
       </w:r>
       <m:oMath>
+        <m:oMathPr>
+          <m:ctrlPr>
+            <w:rPr>
+              <w:sz w:val="28"/>
+              <w:szCs w:val="28"/>
+            </w:rPr>
+          </m:ctrlPr>
+        </m:oMathPr>
         <m:sSup>
           <m:e>
             <m:r>
@@ -47300,6 +49518,14 @@
         <w:t xml:space="preserve">重新分析：</w:t>
       </w:r>
       <m:oMath>
+        <m:oMathPr>
+          <m:ctrlPr>
+            <w:rPr>
+              <w:sz w:val="28"/>
+              <w:szCs w:val="28"/>
+            </w:rPr>
+          </m:ctrlPr>
+        </m:oMathPr>
         <m:r>
           <m:rPr>
             <m:sty m:val="p"/>
@@ -47863,6 +50089,14 @@
         <w:t xml:space="preserve"> </w:t>
       </w:r>
       <m:oMath>
+        <m:oMathPr>
+          <m:ctrlPr>
+            <w:rPr>
+              <w:sz w:val="28"/>
+              <w:szCs w:val="28"/>
+            </w:rPr>
+          </m:ctrlPr>
+        </m:oMathPr>
         <m:r>
           <m:rPr>
             <m:sty m:val="p"/>
@@ -48296,6 +50530,14 @@
         <w:t xml:space="preserve"> </w:t>
       </w:r>
       <m:oMath>
+        <m:oMathPr>
+          <m:ctrlPr>
+            <w:rPr>
+              <w:sz w:val="28"/>
+              <w:szCs w:val="28"/>
+            </w:rPr>
+          </m:ctrlPr>
+        </m:oMathPr>
         <m:r>
           <m:rPr>
             <m:sty m:val="p"/>
@@ -48361,6 +50603,14 @@
         <w:t xml:space="preserve"> </w:t>
       </w:r>
       <m:oMath>
+        <m:oMathPr>
+          <m:ctrlPr>
+            <w:rPr>
+              <w:sz w:val="28"/>
+              <w:szCs w:val="28"/>
+            </w:rPr>
+          </m:ctrlPr>
+        </m:oMathPr>
         <m:r>
           <m:rPr>
             <m:sty m:val="p"/>
@@ -48600,6 +50850,14 @@
         <w:t xml:space="preserve"> </w:t>
       </w:r>
       <m:oMath>
+        <m:oMathPr>
+          <m:ctrlPr>
+            <w:rPr>
+              <w:sz w:val="28"/>
+              <w:szCs w:val="28"/>
+            </w:rPr>
+          </m:ctrlPr>
+        </m:oMathPr>
         <m:r>
           <m:rPr>
             <m:sty m:val="p"/>
@@ -48686,6 +50944,14 @@
         <w:t xml:space="preserve"> </w:t>
       </w:r>
       <m:oMath>
+        <m:oMathPr>
+          <m:ctrlPr>
+            <w:rPr>
+              <w:sz w:val="28"/>
+              <w:szCs w:val="28"/>
+            </w:rPr>
+          </m:ctrlPr>
+        </m:oMathPr>
         <m:r>
           <m:rPr>
             <m:sty m:val="p"/>
@@ -48748,6 +51014,14 @@
         <w:t xml:space="preserve"> </w:t>
       </w:r>
       <m:oMath>
+        <m:oMathPr>
+          <m:ctrlPr>
+            <w:rPr>
+              <w:sz w:val="28"/>
+              <w:szCs w:val="28"/>
+            </w:rPr>
+          </m:ctrlPr>
+        </m:oMathPr>
         <m:r>
           <m:rPr>
             <m:sty m:val="p"/>
@@ -48831,6 +51105,14 @@
         <w:t xml:space="preserve"> </w:t>
       </w:r>
       <m:oMath>
+        <m:oMathPr>
+          <m:ctrlPr>
+            <w:rPr>
+              <w:sz w:val="28"/>
+              <w:szCs w:val="28"/>
+            </w:rPr>
+          </m:ctrlPr>
+        </m:oMathPr>
         <m:r>
           <m:rPr>
             <m:sty m:val="p"/>
@@ -48887,6 +51169,14 @@
         <w:t xml:space="preserve"> </w:t>
       </w:r>
       <m:oMath>
+        <m:oMathPr>
+          <m:ctrlPr>
+            <w:rPr>
+              <w:sz w:val="28"/>
+              <w:szCs w:val="28"/>
+            </w:rPr>
+          </m:ctrlPr>
+        </m:oMathPr>
         <m:r>
           <m:rPr>
             <m:sty m:val="p"/>
@@ -48955,6 +51245,14 @@
         <w:t xml:space="preserve"> </w:t>
       </w:r>
       <m:oMath>
+        <m:oMathPr>
+          <m:ctrlPr>
+            <w:rPr>
+              <w:sz w:val="28"/>
+              <w:szCs w:val="28"/>
+            </w:rPr>
+          </m:ctrlPr>
+        </m:oMathPr>
         <m:r>
           <m:rPr>
             <m:sty m:val="p"/>
@@ -49032,6 +51330,14 @@
         <w:t xml:space="preserve"> </w:t>
       </w:r>
       <m:oMath>
+        <m:oMathPr>
+          <m:ctrlPr>
+            <w:rPr>
+              <w:sz w:val="28"/>
+              <w:szCs w:val="28"/>
+            </w:rPr>
+          </m:ctrlPr>
+        </m:oMathPr>
         <m:sSub>
           <m:e>
             <m:r>
@@ -49109,6 +51415,14 @@
         </w:numPr>
       </w:pPr>
       <m:oMath>
+        <m:oMathPr>
+          <m:ctrlPr>
+            <w:rPr>
+              <w:sz w:val="28"/>
+              <w:szCs w:val="28"/>
+            </w:rPr>
+          </m:ctrlPr>
+        </m:oMathPr>
         <m:r>
           <m:rPr>
             <m:sty m:val="p"/>
@@ -49243,6 +51557,14 @@
         <w:t xml:space="preserve">；</w:t>
       </w:r>
       <m:oMath>
+        <m:oMathPr>
+          <m:ctrlPr>
+            <w:rPr>
+              <w:sz w:val="28"/>
+              <w:szCs w:val="28"/>
+            </w:rPr>
+          </m:ctrlPr>
+        </m:oMathPr>
         <m:r>
           <m:rPr>
             <m:sty m:val="p"/>
@@ -49407,6 +51729,14 @@
         <w:t xml:space="preserve">；</w:t>
       </w:r>
       <m:oMath>
+        <m:oMathPr>
+          <m:ctrlPr>
+            <w:rPr>
+              <w:sz w:val="28"/>
+              <w:szCs w:val="28"/>
+            </w:rPr>
+          </m:ctrlPr>
+        </m:oMathPr>
         <m:r>
           <m:t>2</m:t>
         </m:r>
@@ -49654,6 +51984,14 @@
         <w:t xml:space="preserve">；</w:t>
       </w:r>
       <m:oMath>
+        <m:oMathPr>
+          <m:ctrlPr>
+            <w:rPr>
+              <w:sz w:val="28"/>
+              <w:szCs w:val="28"/>
+            </w:rPr>
+          </m:ctrlPr>
+        </m:oMathPr>
         <m:r>
           <m:t>2</m:t>
         </m:r>
@@ -49843,6 +52181,14 @@
         <w:t xml:space="preserve"> </w:t>
       </w:r>
       <m:oMath>
+        <m:oMathPr>
+          <m:ctrlPr>
+            <w:rPr>
+              <w:sz w:val="28"/>
+              <w:szCs w:val="28"/>
+            </w:rPr>
+          </m:ctrlPr>
+        </m:oMathPr>
         <m:r>
           <m:rPr>
             <m:sty m:val="p"/>
@@ -50018,6 +52364,14 @@
         <w:t xml:space="preserve">过渡态：</w:t>
       </w:r>
       <m:oMath>
+        <m:oMathPr>
+          <m:ctrlPr>
+            <w:rPr>
+              <w:sz w:val="28"/>
+              <w:szCs w:val="28"/>
+            </w:rPr>
+          </m:ctrlPr>
+        </m:oMathPr>
         <m:r>
           <m:rPr>
             <m:sty m:val="p"/>
@@ -50180,8 +52534,8 @@
         </w:pict>
       </w:r>
     </w:p>
-    <w:bookmarkEnd w:id="44"/>
-    <w:bookmarkEnd w:id="45"/>
+    <w:bookmarkEnd w:id="53"/>
+    <w:bookmarkEnd w:id="54"/>
     <w:sectPr>
       <w:footerReference w:type="default" r:id="rId9"/>
       <w:footnotePr>
